--- a/schedule/media/letters/template.docx
+++ b/schedule/media/letters/template.docx
@@ -88,34 +88,14 @@
           <w:szCs w:val="30"/>
         </w:rPr>
       </w:pPr>
-      <w:proofErr w:type="spellStart"/>
-      <w:r>
-        <w:rPr>
-          <w:rFonts w:ascii="Times New Roman" w:hAnsi="Times New Roman"/>
-          <w:sz w:val="30"/>
-          <w:szCs w:val="30"/>
-        </w:rPr>
-        <w:t>Жаркевичу</w:t>
-      </w:r>
-      <w:proofErr w:type="spellEnd"/>
-      <w:r>
-        <w:rPr>
-          <w:rFonts w:ascii="Times New Roman" w:hAnsi="Times New Roman"/>
-          <w:sz w:val="30"/>
-          <w:szCs w:val="30"/>
-        </w:rPr>
-        <w:t xml:space="preserve"> </w:t>
-      </w:r>
-      <w:proofErr w:type="gramStart"/>
-      <w:r>
-        <w:rPr>
-          <w:rFonts w:ascii="Times New Roman" w:hAnsi="Times New Roman"/>
-          <w:sz w:val="30"/>
-          <w:szCs w:val="30"/>
-        </w:rPr>
-        <w:t>А.Р.</w:t>
-      </w:r>
-      <w:proofErr w:type="gramEnd"/>
+      <w:r>
+        <w:rPr>
+          <w:rFonts w:ascii="Times New Roman" w:hAnsi="Times New Roman"/>
+          <w:sz w:val="30"/>
+          <w:szCs w:val="30"/>
+        </w:rPr>
+        <w:t>Жаркевичу А.Р.</w:t>
+      </w:r>
     </w:p>
     <w:p>
       <w:pPr>
@@ -195,41 +175,13 @@
           <w:szCs w:val="30"/>
         </w:rPr>
       </w:pPr>
-      <w:proofErr w:type="spellStart"/>
-      <w:r>
-        <w:rPr>
-          <w:rFonts w:ascii="Times New Roman" w:hAnsi="Times New Roman"/>
-          <w:sz w:val="30"/>
-          <w:szCs w:val="30"/>
-        </w:rPr>
-        <w:t>Фурсевичу</w:t>
-      </w:r>
-      <w:proofErr w:type="spellEnd"/>
-      <w:r>
-        <w:rPr>
-          <w:rFonts w:ascii="Times New Roman" w:hAnsi="Times New Roman"/>
-          <w:sz w:val="30"/>
-          <w:szCs w:val="30"/>
-        </w:rPr>
-        <w:t xml:space="preserve"> </w:t>
-      </w:r>
-      <w:proofErr w:type="gramStart"/>
-      <w:r>
-        <w:rPr>
-          <w:rFonts w:ascii="Times New Roman" w:hAnsi="Times New Roman"/>
-          <w:sz w:val="30"/>
-          <w:szCs w:val="30"/>
-        </w:rPr>
-        <w:t>А.Н.</w:t>
-      </w:r>
-      <w:proofErr w:type="gramEnd"/>
-      <w:r>
-        <w:rPr>
-          <w:rFonts w:ascii="Times New Roman" w:hAnsi="Times New Roman"/>
-          <w:sz w:val="30"/>
-          <w:szCs w:val="30"/>
-        </w:rPr>
-        <w:t xml:space="preserve"> </w:t>
+      <w:r>
+        <w:rPr>
+          <w:rFonts w:ascii="Times New Roman" w:hAnsi="Times New Roman"/>
+          <w:sz w:val="30"/>
+          <w:szCs w:val="30"/>
+        </w:rPr>
+        <w:t xml:space="preserve">Фурсевичу А.Н. </w:t>
       </w:r>
     </w:p>
     <w:p>
@@ -325,33 +277,13 @@
         </w:rPr>
         <w:t>«</w:t>
       </w:r>
-      <w:proofErr w:type="gramStart"/>
-      <w:r>
-        <w:rPr>
-          <w:rFonts w:ascii="Times New Roman" w:hAnsi="Times New Roman"/>
-          <w:sz w:val="30"/>
-          <w:szCs w:val="30"/>
-        </w:rPr>
-        <w:t xml:space="preserve">{{ </w:t>
-      </w:r>
-      <w:proofErr w:type="spellStart"/>
-      <w:r>
-        <w:rPr>
-          <w:rFonts w:ascii="Times New Roman" w:hAnsi="Times New Roman"/>
-          <w:sz w:val="30"/>
-          <w:szCs w:val="30"/>
-        </w:rPr>
-        <w:t>name</w:t>
-      </w:r>
-      <w:proofErr w:type="spellEnd"/>
-      <w:proofErr w:type="gramEnd"/>
-      <w:r>
-        <w:rPr>
-          <w:rFonts w:ascii="Times New Roman" w:hAnsi="Times New Roman"/>
-          <w:sz w:val="30"/>
-          <w:szCs w:val="30"/>
-        </w:rPr>
-        <w:t xml:space="preserve"> }}</w:t>
+      <w:r>
+        <w:rPr>
+          <w:rFonts w:ascii="Times New Roman" w:hAnsi="Times New Roman"/>
+          <w:sz w:val="30"/>
+          <w:szCs w:val="30"/>
+        </w:rPr>
+        <w:t>{{ name }}</w:t>
       </w:r>
       <w:r>
         <w:rPr>
@@ -875,17 +807,7 @@
           <w:szCs w:val="30"/>
           <w:lang w:val="en-US"/>
         </w:rPr>
-        <w:t>comm_</w:t>
-      </w:r>
-      <w:proofErr w:type="gramStart"/>
-      <w:r>
-        <w:rPr>
-          <w:rFonts w:ascii="Times New Roman" w:hAnsi="Times New Roman"/>
-          <w:sz w:val="30"/>
-          <w:szCs w:val="30"/>
-          <w:lang w:val="en-US"/>
-        </w:rPr>
-        <w:t>line</w:t>
+        <w:t>comm_line</w:t>
       </w:r>
       <w:proofErr w:type="spellEnd"/>
       <w:r>
@@ -895,17 +817,7 @@
           <w:szCs w:val="30"/>
           <w:lang w:val="en-US"/>
         </w:rPr>
-        <w:t>[</w:t>
-      </w:r>
-      <w:proofErr w:type="gramEnd"/>
-      <w:r>
-        <w:rPr>
-          <w:rFonts w:ascii="Times New Roman" w:hAnsi="Times New Roman"/>
-          <w:sz w:val="30"/>
-          <w:szCs w:val="30"/>
-          <w:lang w:val="en-US"/>
-        </w:rPr>
-        <w:t>0]</w:t>
+        <w:t>[0]</w:t>
       </w:r>
       <w:r>
         <w:rPr>
@@ -977,7 +889,7 @@
           <w:sz w:val="30"/>
           <w:szCs w:val="30"/>
         </w:rPr>
-        <w:t>ТВ-канал (</w:t>
+        <w:t>ТВ</w:t>
       </w:r>
       <w:r>
         <w:rPr>
@@ -987,6 +899,35 @@
           <w:szCs w:val="30"/>
           <w:lang w:val="en-US"/>
         </w:rPr>
+        <w:t>-</w:t>
+      </w:r>
+      <w:r>
+        <w:rPr>
+          <w:rFonts w:ascii="Times New Roman" w:hAnsi="Times New Roman"/>
+          <w:color w:val="000000"/>
+          <w:sz w:val="30"/>
+          <w:szCs w:val="30"/>
+        </w:rPr>
+        <w:t>канал</w:t>
+      </w:r>
+      <w:r>
+        <w:rPr>
+          <w:rFonts w:ascii="Times New Roman" w:hAnsi="Times New Roman"/>
+          <w:color w:val="000000"/>
+          <w:sz w:val="30"/>
+          <w:szCs w:val="30"/>
+          <w:lang w:val="en-US"/>
+        </w:rPr>
+        <w:t xml:space="preserve"> (</w:t>
+      </w:r>
+      <w:r>
+        <w:rPr>
+          <w:rFonts w:ascii="Times New Roman" w:hAnsi="Times New Roman"/>
+          <w:color w:val="000000"/>
+          <w:sz w:val="30"/>
+          <w:szCs w:val="30"/>
+          <w:lang w:val="en-US"/>
+        </w:rPr>
         <w:t>HD</w:t>
       </w:r>
       <w:r>
@@ -995,6 +936,7 @@
           <w:color w:val="000000"/>
           <w:sz w:val="30"/>
           <w:szCs w:val="30"/>
+          <w:lang w:val="en-US"/>
         </w:rPr>
         <w:t>-</w:t>
       </w:r>
@@ -1014,6 +956,7 @@
           <w:color w:val="000000"/>
           <w:sz w:val="30"/>
           <w:szCs w:val="30"/>
+          <w:lang w:val="en-US"/>
         </w:rPr>
         <w:t xml:space="preserve"> </w:t>
       </w:r>
@@ -1033,10 +976,10 @@
           <w:color w:val="000000"/>
           <w:sz w:val="30"/>
           <w:szCs w:val="30"/>
+          <w:lang w:val="en-US"/>
         </w:rPr>
         <w:t xml:space="preserve"> </w:t>
       </w:r>
-      <w:proofErr w:type="spellStart"/>
       <w:r>
         <w:rPr>
           <w:rFonts w:ascii="Times New Roman" w:hAnsi="Times New Roman"/>
@@ -1046,15 +989,15 @@
         </w:rPr>
         <w:t>эмбедированным</w:t>
       </w:r>
-      <w:proofErr w:type="spellEnd"/>
       <w:r>
         <w:rPr>
           <w:rFonts w:ascii="Times New Roman" w:hAnsi="Times New Roman"/>
           <w:color w:val="000000"/>
           <w:sz w:val="30"/>
           <w:szCs w:val="30"/>
-        </w:rPr>
-        <w:t xml:space="preserve"> звуком – 4 канала) от ПТС</w:t>
+          <w:lang w:val="en-US"/>
+        </w:rPr>
+        <w:t xml:space="preserve"> </w:t>
       </w:r>
       <w:r>
         <w:rPr>
@@ -1062,6 +1005,73 @@
           <w:color w:val="000000"/>
           <w:sz w:val="30"/>
           <w:szCs w:val="30"/>
+        </w:rPr>
+        <w:t>звуком</w:t>
+      </w:r>
+      <w:r>
+        <w:rPr>
+          <w:rFonts w:ascii="Times New Roman" w:hAnsi="Times New Roman"/>
+          <w:color w:val="000000"/>
+          <w:sz w:val="30"/>
+          <w:szCs w:val="30"/>
+          <w:lang w:val="en-US"/>
+        </w:rPr>
+        <w:t xml:space="preserve"> – 4 </w:t>
+      </w:r>
+      <w:r>
+        <w:rPr>
+          <w:rFonts w:ascii="Times New Roman" w:hAnsi="Times New Roman"/>
+          <w:color w:val="000000"/>
+          <w:sz w:val="30"/>
+          <w:szCs w:val="30"/>
+        </w:rPr>
+        <w:t>канала</w:t>
+      </w:r>
+      <w:r>
+        <w:rPr>
+          <w:rFonts w:ascii="Times New Roman" w:hAnsi="Times New Roman"/>
+          <w:color w:val="000000"/>
+          <w:sz w:val="30"/>
+          <w:szCs w:val="30"/>
+          <w:lang w:val="en-US"/>
+        </w:rPr>
+        <w:t xml:space="preserve">) </w:t>
+      </w:r>
+      <w:r>
+        <w:rPr>
+          <w:rFonts w:ascii="Times New Roman" w:hAnsi="Times New Roman"/>
+          <w:color w:val="000000"/>
+          <w:sz w:val="30"/>
+          <w:szCs w:val="30"/>
+        </w:rPr>
+        <w:t>от</w:t>
+      </w:r>
+      <w:r>
+        <w:rPr>
+          <w:rFonts w:ascii="Times New Roman" w:hAnsi="Times New Roman"/>
+          <w:color w:val="000000"/>
+          <w:sz w:val="30"/>
+          <w:szCs w:val="30"/>
+          <w:lang w:val="en-US"/>
+        </w:rPr>
+        <w:t xml:space="preserve"> </w:t>
+      </w:r>
+      <w:r>
+        <w:rPr>
+          <w:rFonts w:ascii="Times New Roman" w:hAnsi="Times New Roman"/>
+          <w:color w:val="000000"/>
+          <w:sz w:val="30"/>
+          <w:szCs w:val="30"/>
+        </w:rPr>
+        <w:t>ПТС</w:t>
+      </w:r>
+      <w:r>
+        <w:rPr>
+          <w:rFonts w:ascii="Times New Roman" w:hAnsi="Times New Roman"/>
+          <w:color w:val="000000"/>
+          <w:sz w:val="30"/>
+          <w:szCs w:val="30"/>
+          <w:lang w:val="en-US"/>
         </w:rPr>
         <w:br/>
         <w:t>(</w:t>
@@ -1072,116 +1082,131 @@
           <w:sz w:val="30"/>
           <w:szCs w:val="30"/>
         </w:rPr>
-        <w:t xml:space="preserve">г. </w:t>
-      </w:r>
-      <w:r>
-        <w:rPr>
-          <w:rFonts w:ascii="Times New Roman" w:hAnsi="Times New Roman"/>
-          <w:sz w:val="30"/>
-          <w:szCs w:val="30"/>
-        </w:rPr>
-        <w:t>{{</w:t>
-      </w:r>
-      <w:r>
-        <w:rPr>
-          <w:rFonts w:ascii="Times New Roman" w:hAnsi="Times New Roman"/>
-          <w:sz w:val="30"/>
-          <w:szCs w:val="30"/>
+        <w:t>г</w:t>
+      </w:r>
+      <w:r>
+        <w:rPr>
+          <w:rFonts w:ascii="Times New Roman" w:hAnsi="Times New Roman"/>
+          <w:sz w:val="30"/>
+          <w:szCs w:val="30"/>
+          <w:lang w:val="en-US"/>
+        </w:rPr>
+        <w:t xml:space="preserve">. {{ </w:t>
+      </w:r>
+      <w:proofErr w:type="spellStart"/>
+      <w:r>
+        <w:rPr>
+          <w:rFonts w:ascii="Times New Roman" w:hAnsi="Times New Roman"/>
+          <w:sz w:val="30"/>
+          <w:szCs w:val="30"/>
+          <w:lang w:val="en-US"/>
+        </w:rPr>
+        <w:t>place</w:t>
+      </w:r>
+      <w:r>
+        <w:rPr>
+          <w:rFonts w:ascii="Times New Roman" w:hAnsi="Times New Roman"/>
+          <w:sz w:val="30"/>
+          <w:szCs w:val="30"/>
+          <w:lang w:val="en-US"/>
+        </w:rPr>
+        <w:t>_</w:t>
+      </w:r>
+      <w:r>
+        <w:rPr>
+          <w:rFonts w:ascii="Times New Roman" w:hAnsi="Times New Roman"/>
+          <w:sz w:val="30"/>
+          <w:szCs w:val="30"/>
+          <w:lang w:val="en-US"/>
+        </w:rPr>
+        <w:t>city</w:t>
+      </w:r>
+      <w:proofErr w:type="spellEnd"/>
+      <w:r>
+        <w:rPr>
+          <w:rFonts w:ascii="Times New Roman" w:hAnsi="Times New Roman"/>
+          <w:sz w:val="30"/>
+          <w:szCs w:val="30"/>
+          <w:lang w:val="en-US"/>
+        </w:rPr>
+        <w:t xml:space="preserve"> }}, {{ </w:t>
+      </w:r>
+      <w:proofErr w:type="spellStart"/>
+      <w:r>
+        <w:rPr>
+          <w:rFonts w:ascii="Times New Roman" w:hAnsi="Times New Roman"/>
+          <w:sz w:val="30"/>
+          <w:szCs w:val="30"/>
+          <w:lang w:val="en-US"/>
+        </w:rPr>
+        <w:t>place_adress</w:t>
+      </w:r>
+      <w:proofErr w:type="spellEnd"/>
+      <w:r>
+        <w:rPr>
+          <w:rFonts w:ascii="Times New Roman" w:hAnsi="Times New Roman"/>
+          <w:sz w:val="30"/>
+          <w:szCs w:val="30"/>
+          <w:lang w:val="en-US"/>
+        </w:rPr>
+        <w:t xml:space="preserve"> }}</w:t>
+      </w:r>
+      <w:r>
+        <w:rPr>
+          <w:rFonts w:ascii="Times New Roman" w:hAnsi="Times New Roman"/>
+          <w:color w:val="000000"/>
+          <w:sz w:val="30"/>
+          <w:szCs w:val="30"/>
+          <w:lang w:val="en-US"/>
+        </w:rPr>
+        <w:t xml:space="preserve">) </w:t>
+      </w:r>
+      <w:r>
+        <w:rPr>
+          <w:rFonts w:ascii="Times New Roman" w:hAnsi="Times New Roman"/>
+          <w:color w:val="000000"/>
+          <w:sz w:val="30"/>
+          <w:szCs w:val="30"/>
+        </w:rPr>
+        <w:t>до</w:t>
+      </w:r>
+      <w:r>
+        <w:rPr>
+          <w:rFonts w:ascii="Times New Roman" w:hAnsi="Times New Roman"/>
+          <w:color w:val="000000"/>
+          <w:sz w:val="30"/>
+          <w:szCs w:val="30"/>
+          <w:lang w:val="en-US"/>
         </w:rPr>
         <w:t xml:space="preserve"> </w:t>
       </w:r>
       <w:r>
         <w:rPr>
           <w:rFonts w:ascii="Times New Roman" w:hAnsi="Times New Roman"/>
-          <w:sz w:val="30"/>
-          <w:szCs w:val="30"/>
-          <w:lang w:val="en-US"/>
-        </w:rPr>
-        <w:t>place</w:t>
-      </w:r>
-      <w:r>
-        <w:rPr>
-          <w:rFonts w:ascii="Times New Roman" w:hAnsi="Times New Roman"/>
-          <w:sz w:val="30"/>
-          <w:szCs w:val="30"/>
-        </w:rPr>
-        <w:t>_</w:t>
-      </w:r>
-      <w:r>
-        <w:rPr>
-          <w:rFonts w:ascii="Times New Roman" w:hAnsi="Times New Roman"/>
-          <w:sz w:val="30"/>
-          <w:szCs w:val="30"/>
-          <w:lang w:val="en-US"/>
-        </w:rPr>
-        <w:t>city</w:t>
-      </w:r>
-      <w:r>
-        <w:rPr>
-          <w:rFonts w:ascii="Times New Roman" w:hAnsi="Times New Roman"/>
-          <w:sz w:val="30"/>
-          <w:szCs w:val="30"/>
+          <w:color w:val="000000"/>
+          <w:sz w:val="30"/>
+          <w:szCs w:val="30"/>
+        </w:rPr>
+        <w:t>ЦА</w:t>
+      </w:r>
+      <w:r>
+        <w:rPr>
+          <w:rFonts w:ascii="Times New Roman" w:hAnsi="Times New Roman"/>
+          <w:color w:val="000000"/>
+          <w:sz w:val="30"/>
+          <w:szCs w:val="30"/>
+          <w:lang w:val="en-US"/>
         </w:rPr>
         <w:t xml:space="preserve"> </w:t>
       </w:r>
       <w:r>
         <w:rPr>
           <w:rFonts w:ascii="Times New Roman" w:hAnsi="Times New Roman"/>
-          <w:sz w:val="30"/>
-          <w:szCs w:val="30"/>
-        </w:rPr>
-        <w:t xml:space="preserve">}}, </w:t>
-      </w:r>
-      <w:r>
-        <w:rPr>
-          <w:rFonts w:ascii="Times New Roman" w:hAnsi="Times New Roman"/>
-          <w:sz w:val="30"/>
-          <w:szCs w:val="30"/>
-        </w:rPr>
-        <w:t xml:space="preserve">{{ </w:t>
-      </w:r>
-      <w:r>
-        <w:rPr>
-          <w:rFonts w:ascii="Times New Roman" w:hAnsi="Times New Roman"/>
-          <w:sz w:val="30"/>
-          <w:szCs w:val="30"/>
-          <w:lang w:val="pl-PL"/>
-        </w:rPr>
-        <w:t>place</w:t>
-      </w:r>
-      <w:r>
-        <w:rPr>
-          <w:rFonts w:ascii="Times New Roman" w:hAnsi="Times New Roman"/>
-          <w:sz w:val="30"/>
-          <w:szCs w:val="30"/>
-        </w:rPr>
-        <w:t>_</w:t>
-      </w:r>
-      <w:r>
-        <w:rPr>
-          <w:rFonts w:ascii="Times New Roman" w:hAnsi="Times New Roman"/>
-          <w:sz w:val="30"/>
-          <w:szCs w:val="30"/>
-          <w:lang w:val="pl-PL"/>
-        </w:rPr>
-        <w:t>adress</w:t>
-      </w:r>
-      <w:r>
-        <w:rPr>
-          <w:rFonts w:ascii="Times New Roman" w:hAnsi="Times New Roman"/>
-          <w:sz w:val="30"/>
-          <w:szCs w:val="30"/>
-        </w:rPr>
-        <w:t xml:space="preserve"> }}</w:t>
-      </w:r>
-      <w:r>
-        <w:rPr>
-          <w:rFonts w:ascii="Times New Roman" w:hAnsi="Times New Roman"/>
           <w:color w:val="000000"/>
           <w:sz w:val="30"/>
           <w:szCs w:val="30"/>
         </w:rPr>
-        <w:t xml:space="preserve">) до ЦА Белтелерадиокомпании </w:t>
+        <w:t>Белтелерадиокомпании</w:t>
       </w:r>
       <w:r>
         <w:rPr>
@@ -1189,6 +1214,17 @@
           <w:color w:val="000000"/>
           <w:sz w:val="30"/>
           <w:szCs w:val="30"/>
+          <w:lang w:val="en-US"/>
+        </w:rPr>
+        <w:t xml:space="preserve"> </w:t>
+      </w:r>
+      <w:r>
+        <w:rPr>
+          <w:rFonts w:ascii="Times New Roman" w:hAnsi="Times New Roman"/>
+          <w:color w:val="000000"/>
+          <w:sz w:val="30"/>
+          <w:szCs w:val="30"/>
+          <w:lang w:val="en-US"/>
         </w:rPr>
         <w:br/>
       </w:r>
@@ -1198,8 +1234,75 @@
           <w:color w:val="000000"/>
           <w:sz w:val="30"/>
           <w:szCs w:val="30"/>
-        </w:rPr>
-        <w:t>(г. Минск, ул. Макаёнка, 9) с предоставлением активного каналообразующего оборудования РУП «Белтелеком».</w:t>
+          <w:lang w:val="en-US"/>
+        </w:rPr>
+        <w:t>(</w:t>
+      </w:r>
+      <w:r>
+        <w:rPr>
+          <w:rFonts w:ascii="Times New Roman" w:hAnsi="Times New Roman"/>
+          <w:color w:val="000000"/>
+          <w:sz w:val="30"/>
+          <w:szCs w:val="30"/>
+        </w:rPr>
+        <w:t>г</w:t>
+      </w:r>
+      <w:r>
+        <w:rPr>
+          <w:rFonts w:ascii="Times New Roman" w:hAnsi="Times New Roman"/>
+          <w:color w:val="000000"/>
+          <w:sz w:val="30"/>
+          <w:szCs w:val="30"/>
+          <w:lang w:val="en-US"/>
+        </w:rPr>
+        <w:t xml:space="preserve">. </w:t>
+      </w:r>
+      <w:r>
+        <w:rPr>
+          <w:rFonts w:ascii="Times New Roman" w:hAnsi="Times New Roman"/>
+          <w:color w:val="000000"/>
+          <w:sz w:val="30"/>
+          <w:szCs w:val="30"/>
+        </w:rPr>
+        <w:t>Минск</w:t>
+      </w:r>
+      <w:r>
+        <w:rPr>
+          <w:rFonts w:ascii="Times New Roman" w:hAnsi="Times New Roman"/>
+          <w:color w:val="000000"/>
+          <w:sz w:val="30"/>
+          <w:szCs w:val="30"/>
+          <w:lang w:val="en-US"/>
+        </w:rPr>
+        <w:t xml:space="preserve">, </w:t>
+      </w:r>
+      <w:r>
+        <w:rPr>
+          <w:rFonts w:ascii="Times New Roman" w:hAnsi="Times New Roman"/>
+          <w:color w:val="000000"/>
+          <w:sz w:val="30"/>
+          <w:szCs w:val="30"/>
+        </w:rPr>
+        <w:t>ул</w:t>
+      </w:r>
+      <w:r>
+        <w:rPr>
+          <w:rFonts w:ascii="Times New Roman" w:hAnsi="Times New Roman"/>
+          <w:color w:val="000000"/>
+          <w:sz w:val="30"/>
+          <w:szCs w:val="30"/>
+          <w:lang w:val="en-US"/>
+        </w:rPr>
+        <w:t xml:space="preserve">. </w:t>
+      </w:r>
+      <w:r>
+        <w:rPr>
+          <w:rFonts w:ascii="Times New Roman" w:hAnsi="Times New Roman"/>
+          <w:color w:val="000000"/>
+          <w:sz w:val="30"/>
+          <w:szCs w:val="30"/>
+        </w:rPr>
+        <w:t>Макаёнка, 9) с предоставлением активного каналообразующего оборудования РУП «Белтелеком».</w:t>
       </w:r>
       <w:r>
         <w:rPr>
@@ -1267,16 +1370,26 @@
           <w:rFonts w:ascii="Times New Roman" w:hAnsi="Times New Roman"/>
           <w:sz w:val="30"/>
           <w:szCs w:val="30"/>
-        </w:rPr>
-      </w:pPr>
-      <w:proofErr w:type="gramStart"/>
-      <w:r>
-        <w:rPr>
-          <w:rFonts w:ascii="Times New Roman" w:hAnsi="Times New Roman"/>
-          <w:sz w:val="30"/>
-          <w:szCs w:val="30"/>
-        </w:rPr>
-        <w:t xml:space="preserve">{{ </w:t>
+          <w:lang w:val="en-US"/>
+        </w:rPr>
+      </w:pPr>
+      <w:r>
+        <w:rPr>
+          <w:rFonts w:ascii="Times New Roman" w:hAnsi="Times New Roman"/>
+          <w:sz w:val="30"/>
+          <w:szCs w:val="30"/>
+          <w:lang w:val="en-US"/>
+        </w:rPr>
+        <w:t>{{</w:t>
+      </w:r>
+      <w:r>
+        <w:rPr>
+          <w:rFonts w:ascii="Times New Roman" w:hAnsi="Times New Roman"/>
+          <w:sz w:val="30"/>
+          <w:szCs w:val="30"/>
+          <w:lang w:val="en-US"/>
+        </w:rPr>
+        <w:t xml:space="preserve"> </w:t>
       </w:r>
       <w:proofErr w:type="spellStart"/>
       <w:r>
@@ -1286,50 +1399,24 @@
           <w:szCs w:val="30"/>
           <w:lang w:val="en-US"/>
         </w:rPr>
-        <w:t>tra</w:t>
-      </w:r>
-      <w:r>
-        <w:rPr>
-          <w:rFonts w:ascii="Times New Roman" w:hAnsi="Times New Roman"/>
-          <w:sz w:val="30"/>
-          <w:szCs w:val="30"/>
-          <w:lang w:val="en-US"/>
-        </w:rPr>
-        <w:t>k</w:t>
-      </w:r>
-      <w:r>
-        <w:rPr>
-          <w:rFonts w:ascii="Times New Roman" w:hAnsi="Times New Roman"/>
-          <w:sz w:val="30"/>
-          <w:szCs w:val="30"/>
-          <w:lang w:val="en-US"/>
-        </w:rPr>
-        <w:t>t</w:t>
+        <w:t>comm_lines_start_date</w:t>
       </w:r>
       <w:proofErr w:type="spellEnd"/>
-      <w:proofErr w:type="gramEnd"/>
-      <w:r>
-        <w:rPr>
-          <w:rFonts w:ascii="Times New Roman" w:hAnsi="Times New Roman"/>
-          <w:sz w:val="30"/>
-          <w:szCs w:val="30"/>
-        </w:rPr>
-        <w:t>_</w:t>
-      </w:r>
-      <w:r>
-        <w:rPr>
-          <w:rFonts w:ascii="Times New Roman" w:hAnsi="Times New Roman"/>
-          <w:sz w:val="30"/>
-          <w:szCs w:val="30"/>
-          <w:lang w:val="en-US"/>
-        </w:rPr>
-        <w:t>date</w:t>
-      </w:r>
-      <w:r>
-        <w:rPr>
-          <w:rFonts w:ascii="Times New Roman" w:hAnsi="Times New Roman"/>
-          <w:sz w:val="30"/>
-          <w:szCs w:val="30"/>
+      <w:r>
+        <w:rPr>
+          <w:rFonts w:ascii="Times New Roman" w:hAnsi="Times New Roman"/>
+          <w:sz w:val="30"/>
+          <w:szCs w:val="30"/>
+          <w:lang w:val="en-US"/>
+        </w:rPr>
+        <w:t xml:space="preserve"> </w:t>
+      </w:r>
+      <w:r>
+        <w:rPr>
+          <w:rFonts w:ascii="Times New Roman" w:hAnsi="Times New Roman"/>
+          <w:sz w:val="30"/>
+          <w:szCs w:val="30"/>
+          <w:lang w:val="en-US"/>
         </w:rPr>
         <w:t xml:space="preserve">}} </w:t>
       </w:r>
@@ -1346,6 +1433,7 @@
           <w:rFonts w:ascii="Times New Roman" w:hAnsi="Times New Roman"/>
           <w:sz w:val="30"/>
           <w:szCs w:val="30"/>
+          <w:lang w:val="en-US"/>
         </w:rPr>
         <w:t xml:space="preserve">. </w:t>
       </w:r>
@@ -1362,6 +1450,7 @@
           <w:rFonts w:ascii="Times New Roman" w:hAnsi="Times New Roman"/>
           <w:sz w:val="30"/>
           <w:szCs w:val="30"/>
+          <w:lang w:val="en-US"/>
         </w:rPr>
         <w:t xml:space="preserve"> {{ </w:t>
       </w:r>
@@ -1373,7 +1462,7 @@
           <w:szCs w:val="30"/>
           <w:lang w:val="en-US"/>
         </w:rPr>
-        <w:t>trakt</w:t>
+        <w:t>comm_lines_start_time</w:t>
       </w:r>
       <w:proofErr w:type="spellEnd"/>
       <w:r>
@@ -1381,40 +1470,7 @@
           <w:rFonts w:ascii="Times New Roman" w:hAnsi="Times New Roman"/>
           <w:sz w:val="30"/>
           <w:szCs w:val="30"/>
-        </w:rPr>
-        <w:t>_</w:t>
-      </w:r>
-      <w:r>
-        <w:rPr>
-          <w:rFonts w:ascii="Times New Roman" w:hAnsi="Times New Roman"/>
-          <w:sz w:val="30"/>
-          <w:szCs w:val="30"/>
-          <w:lang w:val="en-US"/>
-        </w:rPr>
-        <w:t>start</w:t>
-      </w:r>
-      <w:r>
-        <w:rPr>
-          <w:rFonts w:ascii="Times New Roman" w:hAnsi="Times New Roman"/>
-          <w:sz w:val="30"/>
-          <w:szCs w:val="30"/>
-        </w:rPr>
-        <w:t>_</w:t>
-      </w:r>
-      <w:r>
-        <w:rPr>
-          <w:rFonts w:ascii="Times New Roman" w:hAnsi="Times New Roman"/>
-          <w:sz w:val="30"/>
-          <w:szCs w:val="30"/>
-          <w:lang w:val="en-US"/>
-        </w:rPr>
-        <w:t>time</w:t>
-      </w:r>
-      <w:r>
-        <w:rPr>
-          <w:rFonts w:ascii="Times New Roman" w:hAnsi="Times New Roman"/>
-          <w:sz w:val="30"/>
-          <w:szCs w:val="30"/>
+          <w:lang w:val="en-US"/>
         </w:rPr>
         <w:t xml:space="preserve"> }} </w:t>
       </w:r>
@@ -1431,6 +1487,7 @@
           <w:rFonts w:ascii="Times New Roman" w:hAnsi="Times New Roman"/>
           <w:sz w:val="30"/>
           <w:szCs w:val="30"/>
+          <w:lang w:val="en-US"/>
         </w:rPr>
         <w:t xml:space="preserve"> {{ </w:t>
       </w:r>
@@ -1442,7 +1499,7 @@
           <w:szCs w:val="30"/>
           <w:lang w:val="en-US"/>
         </w:rPr>
-        <w:t>trakt</w:t>
+        <w:t>comm_lines_end_time</w:t>
       </w:r>
       <w:proofErr w:type="spellEnd"/>
       <w:r>
@@ -1450,47 +1507,23 @@
           <w:rFonts w:ascii="Times New Roman" w:hAnsi="Times New Roman"/>
           <w:sz w:val="30"/>
           <w:szCs w:val="30"/>
-        </w:rPr>
-        <w:t>_</w:t>
-      </w:r>
-      <w:r>
-        <w:rPr>
-          <w:rFonts w:ascii="Times New Roman" w:hAnsi="Times New Roman"/>
-          <w:sz w:val="30"/>
-          <w:szCs w:val="30"/>
-          <w:lang w:val="en-US"/>
-        </w:rPr>
-        <w:t>end</w:t>
-      </w:r>
-      <w:r>
-        <w:rPr>
-          <w:rFonts w:ascii="Times New Roman" w:hAnsi="Times New Roman"/>
-          <w:sz w:val="30"/>
-          <w:szCs w:val="30"/>
-        </w:rPr>
-        <w:t>_</w:t>
-      </w:r>
-      <w:r>
-        <w:rPr>
-          <w:rFonts w:ascii="Times New Roman" w:hAnsi="Times New Roman"/>
-          <w:sz w:val="30"/>
-          <w:szCs w:val="30"/>
-          <w:lang w:val="en-US"/>
-        </w:rPr>
-        <w:t>time</w:t>
-      </w:r>
-      <w:r>
-        <w:rPr>
-          <w:rFonts w:ascii="Times New Roman" w:hAnsi="Times New Roman"/>
-          <w:sz w:val="30"/>
-          <w:szCs w:val="30"/>
-        </w:rPr>
-        <w:t xml:space="preserve">  }}</w:t>
+          <w:lang w:val="en-US"/>
+        </w:rPr>
+        <w:t xml:space="preserve"> </w:t>
+      </w:r>
+      <w:r>
+        <w:rPr>
+          <w:rFonts w:ascii="Times New Roman" w:hAnsi="Times New Roman"/>
+          <w:sz w:val="30"/>
+          <w:szCs w:val="30"/>
+          <w:lang w:val="en-US"/>
+        </w:rPr>
+        <w:t>}}</w:t>
       </w:r>
     </w:p>
     <w:p>
       <w:pPr>
-        <w:pStyle w:val="HTML"/>
+        <w:pStyle w:val="HTMLPreformatted"/>
         <w:ind w:firstLine="684"/>
         <w:textAlignment w:val="baseline"/>
         <w:rPr>
@@ -1525,9 +1558,8 @@
           <w:szCs w:val="30"/>
           <w:lang w:val="ru-RU"/>
         </w:rPr>
-        <w:t xml:space="preserve">{% </w:t>
-      </w:r>
-      <w:proofErr w:type="spellStart"/>
+        <w:t>{% if tech_comm_line|length == 1 %}</w:t>
+      </w:r>
       <w:r>
         <w:rPr>
           <w:rFonts w:ascii="Times New Roman" w:hAnsi="Times New Roman"/>
@@ -1535,9 +1567,8 @@
           <w:szCs w:val="30"/>
           <w:lang w:val="ru-RU"/>
         </w:rPr>
-        <w:t>if</w:t>
-      </w:r>
-      <w:proofErr w:type="spellEnd"/>
+        <w:t>Один</w:t>
+      </w:r>
       <w:r>
         <w:rPr>
           <w:rFonts w:ascii="Times New Roman" w:hAnsi="Times New Roman"/>
@@ -1547,7 +1578,6 @@
         </w:rPr>
         <w:t xml:space="preserve"> </w:t>
       </w:r>
-      <w:proofErr w:type="spellStart"/>
       <w:r>
         <w:rPr>
           <w:rFonts w:ascii="Times New Roman" w:hAnsi="Times New Roman"/>
@@ -1555,9 +1585,8 @@
           <w:szCs w:val="30"/>
           <w:lang w:val="ru-RU"/>
         </w:rPr>
-        <w:t>tech_comm_line|length</w:t>
-      </w:r>
-      <w:proofErr w:type="spellEnd"/>
+        <w:t>4-х проводной канал для режиссёрской и технической к</w:t>
+      </w:r>
       <w:r>
         <w:rPr>
           <w:rFonts w:ascii="Times New Roman" w:hAnsi="Times New Roman"/>
@@ -1565,7 +1594,7 @@
           <w:szCs w:val="30"/>
           <w:lang w:val="ru-RU"/>
         </w:rPr>
-        <w:t xml:space="preserve"> == 1 %}</w:t>
+        <w:t xml:space="preserve">оординации от ПТС </w:t>
       </w:r>
       <w:r>
         <w:rPr>
@@ -1574,7 +1603,7 @@
           <w:szCs w:val="30"/>
           <w:lang w:val="ru-RU"/>
         </w:rPr>
-        <w:t>Один</w:t>
+        <w:t>(</w:t>
       </w:r>
       <w:r>
         <w:rPr>
@@ -1583,7 +1612,7 @@
           <w:szCs w:val="30"/>
           <w:lang w:val="ru-RU"/>
         </w:rPr>
-        <w:t xml:space="preserve"> </w:t>
+        <w:t xml:space="preserve">г. </w:t>
       </w:r>
       <w:r>
         <w:rPr>
@@ -1592,7 +1621,15 @@
           <w:szCs w:val="30"/>
           <w:lang w:val="ru-RU"/>
         </w:rPr>
-        <w:t>4-х проводной канал для режиссёрской и технической к</w:t>
+        <w:t>{{</w:t>
+      </w:r>
+      <w:r>
+        <w:rPr>
+          <w:rFonts w:ascii="Times New Roman" w:hAnsi="Times New Roman"/>
+          <w:sz w:val="30"/>
+          <w:szCs w:val="30"/>
+        </w:rPr>
+        <w:t>place</w:t>
       </w:r>
       <w:r>
         <w:rPr>
@@ -1601,7 +1638,15 @@
           <w:szCs w:val="30"/>
           <w:lang w:val="ru-RU"/>
         </w:rPr>
-        <w:t xml:space="preserve">оординации от ПТС </w:t>
+        <w:t>_</w:t>
+      </w:r>
+      <w:r>
+        <w:rPr>
+          <w:rFonts w:ascii="Times New Roman" w:hAnsi="Times New Roman"/>
+          <w:sz w:val="30"/>
+          <w:szCs w:val="30"/>
+        </w:rPr>
+        <w:t>city</w:t>
       </w:r>
       <w:r>
         <w:rPr>
@@ -1610,7 +1655,16 @@
           <w:szCs w:val="30"/>
           <w:lang w:val="ru-RU"/>
         </w:rPr>
-        <w:t>(</w:t>
+        <w:t xml:space="preserve">}}, {{ </w:t>
+      </w:r>
+      <w:r>
+        <w:rPr>
+          <w:rFonts w:ascii="Times New Roman" w:hAnsi="Times New Roman"/>
+          <w:sz w:val="30"/>
+          <w:szCs w:val="30"/>
+          <w:lang w:val="pl-PL"/>
+        </w:rPr>
+        <w:t>place</w:t>
       </w:r>
       <w:r>
         <w:rPr>
@@ -1619,7 +1673,16 @@
           <w:szCs w:val="30"/>
           <w:lang w:val="ru-RU"/>
         </w:rPr>
-        <w:t xml:space="preserve">г. </w:t>
+        <w:t>_</w:t>
+      </w:r>
+      <w:r>
+        <w:rPr>
+          <w:rFonts w:ascii="Times New Roman" w:hAnsi="Times New Roman"/>
+          <w:sz w:val="30"/>
+          <w:szCs w:val="30"/>
+          <w:lang w:val="pl-PL"/>
+        </w:rPr>
+        <w:t>adress</w:t>
       </w:r>
       <w:r>
         <w:rPr>
@@ -1628,7 +1691,43 @@
           <w:szCs w:val="30"/>
           <w:lang w:val="ru-RU"/>
         </w:rPr>
-        <w:t>{{</w:t>
+        <w:t xml:space="preserve"> }}</w:t>
+      </w:r>
+      <w:r>
+        <w:rPr>
+          <w:rFonts w:ascii="Times New Roman" w:hAnsi="Times New Roman"/>
+          <w:sz w:val="30"/>
+          <w:szCs w:val="30"/>
+          <w:lang w:val="ru-RU"/>
+        </w:rPr>
+        <w:t xml:space="preserve">) до </w:t>
+      </w:r>
+      <w:r>
+        <w:rPr>
+          <w:rFonts w:ascii="Times New Roman" w:hAnsi="Times New Roman"/>
+          <w:sz w:val="30"/>
+          <w:szCs w:val="30"/>
+          <w:lang w:val="ru-RU"/>
+        </w:rPr>
+        <w:t xml:space="preserve">{{ </w:t>
+      </w:r>
+      <w:r>
+        <w:rPr>
+          <w:rFonts w:ascii="Times New Roman" w:hAnsi="Times New Roman"/>
+          <w:sz w:val="30"/>
+          <w:szCs w:val="30"/>
+          <w:lang w:val="ru-RU"/>
+        </w:rPr>
+        <w:t>tech_comm_line</w:t>
+      </w:r>
+      <w:r>
+        <w:rPr>
+          <w:rFonts w:ascii="Times New Roman" w:hAnsi="Times New Roman"/>
+          <w:sz w:val="30"/>
+          <w:szCs w:val="30"/>
+          <w:lang w:val="ru-RU"/>
+        </w:rPr>
+        <w:t>[0].</w:t>
       </w:r>
       <w:r>
         <w:rPr>
@@ -1645,15 +1744,7 @@
           <w:szCs w:val="30"/>
           <w:lang w:val="ru-RU"/>
         </w:rPr>
-        <w:t>_</w:t>
-      </w:r>
-      <w:r>
-        <w:rPr>
-          <w:rFonts w:ascii="Times New Roman" w:hAnsi="Times New Roman"/>
-          <w:sz w:val="30"/>
-          <w:szCs w:val="30"/>
-        </w:rPr>
-        <w:t>city</w:t>
+        <w:t xml:space="preserve"> }}</w:t>
       </w:r>
       <w:r>
         <w:rPr>
@@ -1662,127 +1753,7 @@
           <w:szCs w:val="30"/>
           <w:lang w:val="ru-RU"/>
         </w:rPr>
-        <w:t xml:space="preserve">}}, {{ </w:t>
-      </w:r>
-      <w:r>
-        <w:rPr>
-          <w:rFonts w:ascii="Times New Roman" w:hAnsi="Times New Roman"/>
-          <w:sz w:val="30"/>
-          <w:szCs w:val="30"/>
-          <w:lang w:val="pl-PL"/>
-        </w:rPr>
-        <w:t>place</w:t>
-      </w:r>
-      <w:r>
-        <w:rPr>
-          <w:rFonts w:ascii="Times New Roman" w:hAnsi="Times New Roman"/>
-          <w:sz w:val="30"/>
-          <w:szCs w:val="30"/>
-          <w:lang w:val="ru-RU"/>
-        </w:rPr>
-        <w:t>_</w:t>
-      </w:r>
-      <w:r>
-        <w:rPr>
-          <w:rFonts w:ascii="Times New Roman" w:hAnsi="Times New Roman"/>
-          <w:sz w:val="30"/>
-          <w:szCs w:val="30"/>
-          <w:lang w:val="pl-PL"/>
-        </w:rPr>
-        <w:t>adress</w:t>
-      </w:r>
-      <w:r>
-        <w:rPr>
-          <w:rFonts w:ascii="Times New Roman" w:hAnsi="Times New Roman"/>
-          <w:sz w:val="30"/>
-          <w:szCs w:val="30"/>
-          <w:lang w:val="ru-RU"/>
-        </w:rPr>
-        <w:t xml:space="preserve"> }}</w:t>
-      </w:r>
-      <w:r>
-        <w:rPr>
-          <w:rFonts w:ascii="Times New Roman" w:hAnsi="Times New Roman"/>
-          <w:sz w:val="30"/>
-          <w:szCs w:val="30"/>
-          <w:lang w:val="ru-RU"/>
-        </w:rPr>
-        <w:t xml:space="preserve">) до </w:t>
-      </w:r>
-      <w:r>
-        <w:rPr>
-          <w:rFonts w:ascii="Times New Roman" w:hAnsi="Times New Roman"/>
-          <w:sz w:val="30"/>
-          <w:szCs w:val="30"/>
-          <w:lang w:val="ru-RU"/>
-        </w:rPr>
-        <w:t xml:space="preserve">{{ </w:t>
-      </w:r>
-      <w:proofErr w:type="spellStart"/>
-      <w:r>
-        <w:rPr>
-          <w:rFonts w:ascii="Times New Roman" w:hAnsi="Times New Roman"/>
-          <w:sz w:val="30"/>
-          <w:szCs w:val="30"/>
-          <w:lang w:val="ru-RU"/>
-        </w:rPr>
-        <w:t>tech_comm_line</w:t>
-      </w:r>
-      <w:proofErr w:type="spellEnd"/>
-      <w:r>
-        <w:rPr>
-          <w:rFonts w:ascii="Times New Roman" w:hAnsi="Times New Roman"/>
-          <w:sz w:val="30"/>
-          <w:szCs w:val="30"/>
-          <w:lang w:val="ru-RU"/>
-        </w:rPr>
-        <w:t>[0].</w:t>
-      </w:r>
-      <w:r>
-        <w:rPr>
-          <w:rFonts w:ascii="Times New Roman" w:hAnsi="Times New Roman"/>
-          <w:sz w:val="30"/>
-          <w:szCs w:val="30"/>
-        </w:rPr>
-        <w:t>place</w:t>
-      </w:r>
-      <w:r>
-        <w:rPr>
-          <w:rFonts w:ascii="Times New Roman" w:hAnsi="Times New Roman"/>
-          <w:sz w:val="30"/>
-          <w:szCs w:val="30"/>
-          <w:lang w:val="ru-RU"/>
-        </w:rPr>
-        <w:t xml:space="preserve"> }}</w:t>
-      </w:r>
-      <w:r>
-        <w:rPr>
-          <w:rFonts w:ascii="Times New Roman" w:hAnsi="Times New Roman"/>
-          <w:sz w:val="30"/>
-          <w:szCs w:val="30"/>
-          <w:lang w:val="ru-RU"/>
-        </w:rPr>
-        <w:t xml:space="preserve"> Белтелерадиокомпании (г. Минск, ул. </w:t>
-      </w:r>
-      <w:proofErr w:type="spellStart"/>
-      <w:r>
-        <w:rPr>
-          <w:rFonts w:ascii="Times New Roman" w:hAnsi="Times New Roman"/>
-          <w:sz w:val="30"/>
-          <w:szCs w:val="30"/>
-          <w:lang w:val="ru-RU"/>
-        </w:rPr>
-        <w:t>Макаёнка</w:t>
-      </w:r>
-      <w:proofErr w:type="spellEnd"/>
-      <w:r>
-        <w:rPr>
-          <w:rFonts w:ascii="Times New Roman" w:hAnsi="Times New Roman"/>
-          <w:sz w:val="30"/>
-          <w:szCs w:val="30"/>
-          <w:lang w:val="ru-RU"/>
-        </w:rPr>
-        <w:t>, 9).</w:t>
+        <w:t xml:space="preserve"> Белтелерадиокомпании (г. Минск, ул. Макаёнка, 9).</w:t>
       </w:r>
       <w:r>
         <w:rPr>
@@ -1996,7 +1967,6 @@
         </w:rPr>
         <w:t xml:space="preserve">{% </w:t>
       </w:r>
-      <w:proofErr w:type="spellStart"/>
       <w:r>
         <w:rPr>
           <w:rFonts w:ascii="Times New Roman" w:hAnsi="Times New Roman"/>
@@ -2005,7 +1975,22 @@
         </w:rPr>
         <w:t>endif</w:t>
       </w:r>
-      <w:proofErr w:type="spellEnd"/>
+      <w:r>
+        <w:rPr>
+          <w:rFonts w:ascii="Times New Roman" w:hAnsi="Times New Roman"/>
+          <w:sz w:val="30"/>
+          <w:szCs w:val="30"/>
+        </w:rPr>
+        <w:t xml:space="preserve"> %}</w:t>
+      </w:r>
+      <w:r>
+        <w:rPr>
+          <w:rFonts w:ascii="Times New Roman" w:hAnsi="Times New Roman"/>
+          <w:sz w:val="30"/>
+          <w:szCs w:val="30"/>
+        </w:rPr>
+        <w:t>{%</w:t>
+      </w:r>
       <w:r>
         <w:rPr>
           <w:rFonts w:ascii="Times New Roman" w:hAnsi="Times New Roman"/>
@@ -2014,7 +1999,39 @@
         </w:rPr>
         <w:t xml:space="preserve"> </w:t>
       </w:r>
-      <w:proofErr w:type="gramStart"/>
+      <w:r>
+        <w:rPr>
+          <w:rFonts w:ascii="Times New Roman" w:hAnsi="Times New Roman"/>
+          <w:sz w:val="30"/>
+          <w:szCs w:val="30"/>
+          <w:lang w:val="pl-PL"/>
+        </w:rPr>
+        <w:t>if</w:t>
+      </w:r>
+      <w:r>
+        <w:rPr>
+          <w:rFonts w:ascii="Times New Roman" w:hAnsi="Times New Roman"/>
+          <w:sz w:val="30"/>
+          <w:szCs w:val="30"/>
+        </w:rPr>
+        <w:t xml:space="preserve"> internet_comm_line</w:t>
+      </w:r>
+      <w:r>
+        <w:rPr>
+          <w:rFonts w:ascii="Times New Roman" w:hAnsi="Times New Roman"/>
+          <w:sz w:val="30"/>
+          <w:szCs w:val="30"/>
+        </w:rPr>
+        <w:t>|length</w:t>
+      </w:r>
+      <w:r>
+        <w:rPr>
+          <w:rFonts w:ascii="Times New Roman" w:hAnsi="Times New Roman"/>
+          <w:sz w:val="30"/>
+          <w:szCs w:val="30"/>
+        </w:rPr>
+        <w:t xml:space="preserve"> == 1 </w:t>
+      </w:r>
       <w:r>
         <w:rPr>
           <w:rFonts w:ascii="Times New Roman" w:hAnsi="Times New Roman"/>
@@ -2029,16 +2046,40 @@
           <w:sz w:val="30"/>
           <w:szCs w:val="30"/>
         </w:rPr>
-        <w:t>{</w:t>
-      </w:r>
-      <w:proofErr w:type="gramEnd"/>
-      <w:r>
-        <w:rPr>
-          <w:rFonts w:ascii="Times New Roman" w:hAnsi="Times New Roman"/>
-          <w:sz w:val="30"/>
-          <w:szCs w:val="30"/>
-        </w:rPr>
-        <w:t>%</w:t>
+        <w:t xml:space="preserve">Одну </w:t>
+      </w:r>
+      <w:r>
+        <w:rPr>
+          <w:rFonts w:ascii="Times New Roman" w:hAnsi="Times New Roman"/>
+          <w:sz w:val="30"/>
+          <w:szCs w:val="30"/>
+        </w:rPr>
+        <w:t xml:space="preserve">точку </w:t>
+      </w:r>
+      <w:r>
+        <w:rPr>
+          <w:rFonts w:ascii="Times New Roman" w:hAnsi="Times New Roman"/>
+          <w:sz w:val="30"/>
+          <w:szCs w:val="30"/>
+        </w:rPr>
+        <w:t xml:space="preserve">доступа </w:t>
+      </w:r>
+      <w:r>
+        <w:rPr>
+          <w:rFonts w:ascii="Times New Roman" w:hAnsi="Times New Roman"/>
+          <w:sz w:val="30"/>
+          <w:szCs w:val="30"/>
+        </w:rPr>
+        <w:t xml:space="preserve">к сети интернет по технологии </w:t>
+      </w:r>
+      <w:r>
+        <w:rPr>
+          <w:rFonts w:ascii="Times New Roman" w:hAnsi="Times New Roman"/>
+          <w:sz w:val="30"/>
+          <w:szCs w:val="30"/>
+          <w:lang w:val="en-US"/>
+        </w:rPr>
+        <w:t>GPON</w:t>
       </w:r>
       <w:r>
         <w:rPr>
@@ -2053,19 +2094,66 @@
           <w:rFonts w:ascii="Times New Roman" w:hAnsi="Times New Roman"/>
           <w:sz w:val="30"/>
           <w:szCs w:val="30"/>
+        </w:rPr>
+        <w:br/>
+      </w:r>
+      <w:r>
+        <w:rPr>
+          <w:rFonts w:ascii="Times New Roman" w:hAnsi="Times New Roman"/>
+          <w:sz w:val="30"/>
+          <w:szCs w:val="30"/>
+        </w:rPr>
+        <w:t>со</w:t>
+      </w:r>
+      <w:r>
+        <w:rPr>
+          <w:rFonts w:ascii="Times New Roman" w:hAnsi="Times New Roman"/>
+          <w:sz w:val="30"/>
+          <w:szCs w:val="30"/>
+        </w:rPr>
+        <w:t xml:space="preserve"> </w:t>
+      </w:r>
+      <w:r>
+        <w:rPr>
+          <w:rFonts w:ascii="Times New Roman" w:hAnsi="Times New Roman"/>
+          <w:sz w:val="30"/>
+          <w:szCs w:val="30"/>
+        </w:rPr>
+        <w:t xml:space="preserve">скоростью </w:t>
+      </w:r>
+      <w:r>
+        <w:rPr>
+          <w:rFonts w:ascii="Times New Roman" w:hAnsi="Times New Roman"/>
+          <w:sz w:val="30"/>
+          <w:szCs w:val="30"/>
+        </w:rPr>
+        <w:t>{{</w:t>
+      </w:r>
+      <w:r>
+        <w:rPr>
+          <w:rFonts w:ascii="Times New Roman" w:hAnsi="Times New Roman"/>
+          <w:sz w:val="30"/>
+          <w:szCs w:val="30"/>
+        </w:rPr>
+        <w:t xml:space="preserve"> </w:t>
+      </w:r>
+      <w:r>
+        <w:rPr>
+          <w:rFonts w:ascii="Times New Roman" w:hAnsi="Times New Roman"/>
+          <w:sz w:val="30"/>
+          <w:szCs w:val="30"/>
           <w:lang w:val="pl-PL"/>
         </w:rPr>
-        <w:t>if</w:t>
-      </w:r>
-      <w:r>
-        <w:rPr>
-          <w:rFonts w:ascii="Times New Roman" w:hAnsi="Times New Roman"/>
-          <w:sz w:val="30"/>
-          <w:szCs w:val="30"/>
-        </w:rPr>
-        <w:t xml:space="preserve"> </w:t>
-      </w:r>
-      <w:proofErr w:type="spellStart"/>
+        <w:t>speeds</w:t>
+      </w:r>
+      <w:r>
+        <w:rPr>
+          <w:rFonts w:ascii="Times New Roman" w:hAnsi="Times New Roman"/>
+          <w:sz w:val="30"/>
+          <w:szCs w:val="30"/>
+        </w:rPr>
+        <w:t>[</w:t>
+      </w:r>
       <w:r>
         <w:rPr>
           <w:rFonts w:ascii="Times New Roman" w:hAnsi="Times New Roman"/>
@@ -2080,121 +2168,15 @@
           <w:sz w:val="30"/>
           <w:szCs w:val="30"/>
         </w:rPr>
-        <w:t>|length</w:t>
-      </w:r>
-      <w:proofErr w:type="spellEnd"/>
-      <w:r>
-        <w:rPr>
-          <w:rFonts w:ascii="Times New Roman" w:hAnsi="Times New Roman"/>
-          <w:sz w:val="30"/>
-          <w:szCs w:val="30"/>
-        </w:rPr>
-        <w:t xml:space="preserve"> == 1 </w:t>
-      </w:r>
-      <w:r>
-        <w:rPr>
-          <w:rFonts w:ascii="Times New Roman" w:hAnsi="Times New Roman"/>
-          <w:sz w:val="30"/>
-          <w:szCs w:val="30"/>
-        </w:rPr>
-        <w:t>%}</w:t>
-      </w:r>
-      <w:r>
-        <w:rPr>
-          <w:rFonts w:ascii="Times New Roman" w:hAnsi="Times New Roman"/>
-          <w:sz w:val="30"/>
-          <w:szCs w:val="30"/>
-        </w:rPr>
-        <w:t xml:space="preserve">Одну </w:t>
-      </w:r>
-      <w:r>
-        <w:rPr>
-          <w:rFonts w:ascii="Times New Roman" w:hAnsi="Times New Roman"/>
-          <w:sz w:val="30"/>
-          <w:szCs w:val="30"/>
-        </w:rPr>
-        <w:t xml:space="preserve">точку </w:t>
-      </w:r>
-      <w:r>
-        <w:rPr>
-          <w:rFonts w:ascii="Times New Roman" w:hAnsi="Times New Roman"/>
-          <w:sz w:val="30"/>
-          <w:szCs w:val="30"/>
-        </w:rPr>
-        <w:t xml:space="preserve">доступа </w:t>
-      </w:r>
-      <w:r>
-        <w:rPr>
-          <w:rFonts w:ascii="Times New Roman" w:hAnsi="Times New Roman"/>
-          <w:sz w:val="30"/>
-          <w:szCs w:val="30"/>
-        </w:rPr>
-        <w:t xml:space="preserve">к сети интернет по технологии </w:t>
-      </w:r>
-      <w:r>
-        <w:rPr>
-          <w:rFonts w:ascii="Times New Roman" w:hAnsi="Times New Roman"/>
-          <w:sz w:val="30"/>
-          <w:szCs w:val="30"/>
-          <w:lang w:val="en-US"/>
-        </w:rPr>
-        <w:t>GPON</w:t>
-      </w:r>
-      <w:r>
-        <w:rPr>
-          <w:rFonts w:ascii="Times New Roman" w:hAnsi="Times New Roman"/>
-          <w:sz w:val="30"/>
-          <w:szCs w:val="30"/>
-        </w:rPr>
-        <w:t xml:space="preserve"> </w:t>
-      </w:r>
-      <w:r>
-        <w:rPr>
-          <w:rFonts w:ascii="Times New Roman" w:hAnsi="Times New Roman"/>
-          <w:sz w:val="30"/>
-          <w:szCs w:val="30"/>
-        </w:rPr>
-        <w:br/>
-      </w:r>
-      <w:r>
-        <w:rPr>
-          <w:rFonts w:ascii="Times New Roman" w:hAnsi="Times New Roman"/>
-          <w:sz w:val="30"/>
-          <w:szCs w:val="30"/>
-        </w:rPr>
-        <w:t>со</w:t>
-      </w:r>
-      <w:r>
-        <w:rPr>
-          <w:rFonts w:ascii="Times New Roman" w:hAnsi="Times New Roman"/>
-          <w:sz w:val="30"/>
-          <w:szCs w:val="30"/>
-        </w:rPr>
-        <w:t xml:space="preserve"> </w:t>
-      </w:r>
-      <w:r>
-        <w:rPr>
-          <w:rFonts w:ascii="Times New Roman" w:hAnsi="Times New Roman"/>
-          <w:sz w:val="30"/>
-          <w:szCs w:val="30"/>
-        </w:rPr>
-        <w:t xml:space="preserve">скоростью </w:t>
-      </w:r>
-      <w:r>
-        <w:rPr>
-          <w:rFonts w:ascii="Times New Roman" w:hAnsi="Times New Roman"/>
-          <w:sz w:val="30"/>
-          <w:szCs w:val="30"/>
-        </w:rPr>
-        <w:t>{{</w:t>
-      </w:r>
-      <w:r>
-        <w:rPr>
-          <w:rFonts w:ascii="Times New Roman" w:hAnsi="Times New Roman"/>
-          <w:sz w:val="30"/>
-          <w:szCs w:val="30"/>
-        </w:rPr>
-        <w:t xml:space="preserve"> </w:t>
+        <w:t>[0]</w:t>
+      </w:r>
+      <w:r>
+        <w:rPr>
+          <w:rFonts w:ascii="Times New Roman" w:hAnsi="Times New Roman"/>
+          <w:sz w:val="30"/>
+          <w:szCs w:val="30"/>
+        </w:rPr>
+        <w:t>.</w:t>
       </w:r>
       <w:r>
         <w:rPr>
@@ -2203,34 +2185,15 @@
           <w:szCs w:val="30"/>
           <w:lang w:val="pl-PL"/>
         </w:rPr>
-        <w:t>speeds[</w:t>
-      </w:r>
-      <w:proofErr w:type="spellStart"/>
-      <w:r>
-        <w:rPr>
-          <w:rFonts w:ascii="Times New Roman" w:hAnsi="Times New Roman"/>
-          <w:sz w:val="30"/>
-          <w:szCs w:val="30"/>
-        </w:rPr>
-        <w:t>internet_comm_line</w:t>
-      </w:r>
-      <w:proofErr w:type="spellEnd"/>
-      <w:r>
-        <w:rPr>
-          <w:rFonts w:ascii="Times New Roman" w:hAnsi="Times New Roman"/>
-          <w:sz w:val="30"/>
-          <w:szCs w:val="30"/>
-        </w:rPr>
-        <w:t>[0]</w:t>
-      </w:r>
-      <w:r>
-        <w:rPr>
-          <w:rFonts w:ascii="Times New Roman" w:hAnsi="Times New Roman"/>
-          <w:sz w:val="30"/>
-          <w:szCs w:val="30"/>
-          <w:lang w:val="pl-PL"/>
-        </w:rPr>
-        <w:t>.speed]</w:t>
+        <w:t>speed</w:t>
+      </w:r>
+      <w:r>
+        <w:rPr>
+          <w:rFonts w:ascii="Times New Roman" w:hAnsi="Times New Roman"/>
+          <w:sz w:val="30"/>
+          <w:szCs w:val="30"/>
+        </w:rPr>
+        <w:t>]</w:t>
       </w:r>
       <w:r>
         <w:rPr>
@@ -2293,7 +2256,6 @@
           <w:rFonts w:ascii="Times New Roman" w:hAnsi="Times New Roman"/>
           <w:sz w:val="30"/>
           <w:szCs w:val="30"/>
-          <w:lang w:val="en-US"/>
         </w:rPr>
       </w:pPr>
       <w:r>
@@ -2309,7 +2271,6 @@
           <w:rFonts w:ascii="Times New Roman" w:hAnsi="Times New Roman"/>
           <w:sz w:val="30"/>
           <w:szCs w:val="30"/>
-          <w:lang w:val="en-US"/>
         </w:rPr>
         <w:t xml:space="preserve"> </w:t>
       </w:r>
@@ -2326,7 +2287,6 @@
           <w:rFonts w:ascii="Times New Roman" w:hAnsi="Times New Roman"/>
           <w:sz w:val="30"/>
           <w:szCs w:val="30"/>
-          <w:lang w:val="en-US"/>
         </w:rPr>
         <w:t xml:space="preserve"> </w:t>
       </w:r>
@@ -2343,7 +2303,6 @@
           <w:rFonts w:ascii="Times New Roman" w:hAnsi="Times New Roman"/>
           <w:sz w:val="30"/>
           <w:szCs w:val="30"/>
-          <w:lang w:val="en-US"/>
         </w:rPr>
         <w:t>:</w:t>
       </w:r>
@@ -2360,26 +2319,113 @@
           <w:rFonts w:ascii="Times New Roman" w:hAnsi="Times New Roman"/>
           <w:sz w:val="30"/>
           <w:szCs w:val="30"/>
-          <w:lang w:val="en-US"/>
-        </w:rPr>
-      </w:pPr>
-      <w:proofErr w:type="gramStart"/>
-      <w:r>
-        <w:rPr>
-          <w:rFonts w:ascii="Times New Roman" w:hAnsi="Times New Roman"/>
-          <w:sz w:val="30"/>
-          <w:szCs w:val="30"/>
-          <w:lang w:val="en-US"/>
+        </w:rPr>
+      </w:pPr>
+      <w:r>
+        <w:rPr>
+          <w:rFonts w:ascii="Times New Roman" w:hAnsi="Times New Roman"/>
+          <w:sz w:val="30"/>
+          <w:szCs w:val="30"/>
+        </w:rPr>
+        <w:lastRenderedPageBreak/>
+        <w:t xml:space="preserve">{% </w:t>
+      </w:r>
+      <w:r>
+        <w:rPr>
+          <w:rFonts w:ascii="Times New Roman" w:hAnsi="Times New Roman"/>
+          <w:sz w:val="30"/>
+          <w:szCs w:val="30"/>
+          <w:lang w:val="en-US"/>
+        </w:rPr>
+        <w:t>if</w:t>
+      </w:r>
+      <w:r>
+        <w:rPr>
+          <w:rFonts w:ascii="Times New Roman" w:hAnsi="Times New Roman"/>
+          <w:sz w:val="30"/>
+          <w:szCs w:val="30"/>
+        </w:rPr>
+        <w:t xml:space="preserve"> </w:t>
+      </w:r>
+      <w:r>
+        <w:rPr>
+          <w:rFonts w:ascii="Times New Roman" w:hAnsi="Times New Roman"/>
+          <w:sz w:val="30"/>
+          <w:szCs w:val="30"/>
+          <w:lang w:val="en-US"/>
+        </w:rPr>
+        <w:t>tech</w:t>
+      </w:r>
+      <w:r>
+        <w:rPr>
+          <w:rFonts w:ascii="Times New Roman" w:hAnsi="Times New Roman"/>
+          <w:sz w:val="30"/>
+          <w:szCs w:val="30"/>
+        </w:rPr>
+        <w:t>_</w:t>
+      </w:r>
+      <w:r>
+        <w:rPr>
+          <w:rFonts w:ascii="Times New Roman" w:hAnsi="Times New Roman"/>
+          <w:sz w:val="30"/>
+          <w:szCs w:val="30"/>
+          <w:lang w:val="en-US"/>
+        </w:rPr>
+        <w:t>lines</w:t>
+      </w:r>
+      <w:r>
+        <w:rPr>
+          <w:rFonts w:ascii="Times New Roman" w:hAnsi="Times New Roman"/>
+          <w:sz w:val="30"/>
+          <w:szCs w:val="30"/>
+        </w:rPr>
+        <w:t>_</w:t>
+      </w:r>
+      <w:r>
+        <w:rPr>
+          <w:rFonts w:ascii="Times New Roman" w:hAnsi="Times New Roman"/>
+          <w:sz w:val="30"/>
+          <w:szCs w:val="30"/>
+          <w:lang w:val="en-US"/>
+        </w:rPr>
+        <w:t>start</w:t>
+      </w:r>
+      <w:r>
+        <w:rPr>
+          <w:rFonts w:ascii="Times New Roman" w:hAnsi="Times New Roman"/>
+          <w:sz w:val="30"/>
+          <w:szCs w:val="30"/>
+        </w:rPr>
+        <w:t>_</w:t>
+      </w:r>
+      <w:r>
+        <w:rPr>
+          <w:rFonts w:ascii="Times New Roman" w:hAnsi="Times New Roman"/>
+          <w:sz w:val="30"/>
+          <w:szCs w:val="30"/>
+          <w:lang w:val="en-US"/>
+        </w:rPr>
+        <w:t>date</w:t>
+      </w:r>
+      <w:r>
+        <w:rPr>
+          <w:rFonts w:ascii="Times New Roman" w:hAnsi="Times New Roman"/>
+          <w:sz w:val="30"/>
+          <w:szCs w:val="30"/>
+        </w:rPr>
+        <w:t xml:space="preserve"> %}</w:t>
+      </w:r>
+      <w:r>
+        <w:rPr>
+          <w:rFonts w:ascii="Times New Roman" w:hAnsi="Times New Roman"/>
+          <w:sz w:val="30"/>
+          <w:szCs w:val="30"/>
         </w:rPr>
         <w:t>{{</w:t>
       </w:r>
       <w:r>
-        <w:rPr>
-          <w:lang w:val="en-US"/>
-        </w:rPr>
         <w:t xml:space="preserve"> </w:t>
       </w:r>
-      <w:proofErr w:type="spellStart"/>
       <w:r>
         <w:rPr>
           <w:rFonts w:ascii="Times New Roman" w:hAnsi="Times New Roman"/>
@@ -2389,23 +2435,62 @@
         </w:rPr>
         <w:t>tech</w:t>
       </w:r>
-      <w:proofErr w:type="gramEnd"/>
-      <w:r>
-        <w:rPr>
-          <w:rFonts w:ascii="Times New Roman" w:hAnsi="Times New Roman"/>
-          <w:sz w:val="30"/>
-          <w:szCs w:val="30"/>
-          <w:lang w:val="en-US"/>
-        </w:rPr>
-        <w:t>_lines_start_date</w:t>
-      </w:r>
-      <w:proofErr w:type="spellEnd"/>
-      <w:r>
-        <w:rPr>
-          <w:rFonts w:ascii="Times New Roman" w:hAnsi="Times New Roman"/>
-          <w:sz w:val="30"/>
-          <w:szCs w:val="30"/>
-          <w:lang w:val="en-US"/>
+      <w:r>
+        <w:rPr>
+          <w:rFonts w:ascii="Times New Roman" w:hAnsi="Times New Roman"/>
+          <w:sz w:val="30"/>
+          <w:szCs w:val="30"/>
+        </w:rPr>
+        <w:t>_</w:t>
+      </w:r>
+      <w:r>
+        <w:rPr>
+          <w:rFonts w:ascii="Times New Roman" w:hAnsi="Times New Roman"/>
+          <w:sz w:val="30"/>
+          <w:szCs w:val="30"/>
+          <w:lang w:val="en-US"/>
+        </w:rPr>
+        <w:t>lines</w:t>
+      </w:r>
+      <w:r>
+        <w:rPr>
+          <w:rFonts w:ascii="Times New Roman" w:hAnsi="Times New Roman"/>
+          <w:sz w:val="30"/>
+          <w:szCs w:val="30"/>
+        </w:rPr>
+        <w:t>_</w:t>
+      </w:r>
+      <w:r>
+        <w:rPr>
+          <w:rFonts w:ascii="Times New Roman" w:hAnsi="Times New Roman"/>
+          <w:sz w:val="30"/>
+          <w:szCs w:val="30"/>
+          <w:lang w:val="en-US"/>
+        </w:rPr>
+        <w:t>start</w:t>
+      </w:r>
+      <w:r>
+        <w:rPr>
+          <w:rFonts w:ascii="Times New Roman" w:hAnsi="Times New Roman"/>
+          <w:sz w:val="30"/>
+          <w:szCs w:val="30"/>
+        </w:rPr>
+        <w:t>_</w:t>
+      </w:r>
+      <w:r>
+        <w:rPr>
+          <w:rFonts w:ascii="Times New Roman" w:hAnsi="Times New Roman"/>
+          <w:sz w:val="30"/>
+          <w:szCs w:val="30"/>
+          <w:lang w:val="en-US"/>
+        </w:rPr>
+        <w:t>date</w:t>
+      </w:r>
+      <w:r>
+        <w:rPr>
+          <w:rFonts w:ascii="Times New Roman" w:hAnsi="Times New Roman"/>
+          <w:sz w:val="30"/>
+          <w:szCs w:val="30"/>
         </w:rPr>
         <w:t xml:space="preserve"> }} </w:t>
       </w:r>
@@ -2422,7 +2507,6 @@
           <w:rFonts w:ascii="Times New Roman" w:hAnsi="Times New Roman"/>
           <w:sz w:val="30"/>
           <w:szCs w:val="30"/>
-          <w:lang w:val="en-US"/>
         </w:rPr>
         <w:t xml:space="preserve">. </w:t>
       </w:r>
@@ -2439,33 +2523,77 @@
           <w:rFonts w:ascii="Times New Roman" w:hAnsi="Times New Roman"/>
           <w:sz w:val="30"/>
           <w:szCs w:val="30"/>
-          <w:lang w:val="en-US"/>
         </w:rPr>
         <w:t xml:space="preserve"> {{</w:t>
       </w:r>
       <w:r>
-        <w:rPr>
-          <w:lang w:val="en-US"/>
-        </w:rPr>
         <w:t xml:space="preserve"> </w:t>
       </w:r>
-      <w:proofErr w:type="spellStart"/>
-      <w:r>
-        <w:rPr>
-          <w:rFonts w:ascii="Times New Roman" w:hAnsi="Times New Roman"/>
-          <w:sz w:val="30"/>
-          <w:szCs w:val="30"/>
-          <w:lang w:val="en-US"/>
-        </w:rPr>
-        <w:t>tech_lines_start_time</w:t>
-      </w:r>
-      <w:proofErr w:type="spellEnd"/>
-      <w:r>
-        <w:rPr>
-          <w:rFonts w:ascii="Times New Roman" w:hAnsi="Times New Roman"/>
-          <w:sz w:val="30"/>
-          <w:szCs w:val="30"/>
-          <w:lang w:val="en-US"/>
+      <w:r>
+        <w:rPr>
+          <w:rFonts w:ascii="Times New Roman" w:hAnsi="Times New Roman"/>
+          <w:sz w:val="30"/>
+          <w:szCs w:val="30"/>
+          <w:lang w:val="en-US"/>
+        </w:rPr>
+        <w:t>tech</w:t>
+      </w:r>
+      <w:r>
+        <w:rPr>
+          <w:rFonts w:ascii="Times New Roman" w:hAnsi="Times New Roman"/>
+          <w:sz w:val="30"/>
+          <w:szCs w:val="30"/>
+        </w:rPr>
+        <w:t>_</w:t>
+      </w:r>
+      <w:r>
+        <w:rPr>
+          <w:rFonts w:ascii="Times New Roman" w:hAnsi="Times New Roman"/>
+          <w:sz w:val="30"/>
+          <w:szCs w:val="30"/>
+          <w:lang w:val="en-US"/>
+        </w:rPr>
+        <w:t>lines</w:t>
+      </w:r>
+      <w:r>
+        <w:rPr>
+          <w:rFonts w:ascii="Times New Roman" w:hAnsi="Times New Roman"/>
+          <w:sz w:val="30"/>
+          <w:szCs w:val="30"/>
+        </w:rPr>
+        <w:t>_</w:t>
+      </w:r>
+      <w:r>
+        <w:rPr>
+          <w:rFonts w:ascii="Times New Roman" w:hAnsi="Times New Roman"/>
+          <w:sz w:val="30"/>
+          <w:szCs w:val="30"/>
+          <w:lang w:val="en-US"/>
+        </w:rPr>
+        <w:t>start</w:t>
+      </w:r>
+      <w:r>
+        <w:rPr>
+          <w:rFonts w:ascii="Times New Roman" w:hAnsi="Times New Roman"/>
+          <w:sz w:val="30"/>
+          <w:szCs w:val="30"/>
+        </w:rPr>
+        <w:t>_</w:t>
+      </w:r>
+      <w:r>
+        <w:rPr>
+          <w:rFonts w:ascii="Times New Roman" w:hAnsi="Times New Roman"/>
+          <w:sz w:val="30"/>
+          <w:szCs w:val="30"/>
+          <w:lang w:val="en-US"/>
+        </w:rPr>
+        <w:t>time</w:t>
+      </w:r>
+      <w:r>
+        <w:rPr>
+          <w:rFonts w:ascii="Times New Roman" w:hAnsi="Times New Roman"/>
+          <w:sz w:val="30"/>
+          <w:szCs w:val="30"/>
         </w:rPr>
         <w:t xml:space="preserve"> }} </w:t>
       </w:r>
@@ -2482,27 +2610,74 @@
           <w:rFonts w:ascii="Times New Roman" w:hAnsi="Times New Roman"/>
           <w:sz w:val="30"/>
           <w:szCs w:val="30"/>
-          <w:lang w:val="en-US"/>
         </w:rPr>
         <w:t xml:space="preserve"> {{ </w:t>
       </w:r>
-      <w:proofErr w:type="spellStart"/>
-      <w:r>
-        <w:rPr>
-          <w:rFonts w:ascii="Times New Roman" w:hAnsi="Times New Roman"/>
-          <w:sz w:val="30"/>
-          <w:szCs w:val="30"/>
-          <w:lang w:val="en-US"/>
-        </w:rPr>
-        <w:t>tech_lines_end_date</w:t>
-      </w:r>
-      <w:proofErr w:type="spellEnd"/>
-      <w:r>
-        <w:rPr>
-          <w:rFonts w:ascii="Times New Roman" w:hAnsi="Times New Roman"/>
-          <w:sz w:val="30"/>
-          <w:szCs w:val="30"/>
-          <w:lang w:val="en-US"/>
+      <w:r>
+        <w:rPr>
+          <w:rFonts w:ascii="Times New Roman" w:hAnsi="Times New Roman"/>
+          <w:sz w:val="30"/>
+          <w:szCs w:val="30"/>
+          <w:lang w:val="en-US"/>
+        </w:rPr>
+        <w:t>tech</w:t>
+      </w:r>
+      <w:r>
+        <w:rPr>
+          <w:rFonts w:ascii="Times New Roman" w:hAnsi="Times New Roman"/>
+          <w:sz w:val="30"/>
+          <w:szCs w:val="30"/>
+        </w:rPr>
+        <w:t>_</w:t>
+      </w:r>
+      <w:r>
+        <w:rPr>
+          <w:rFonts w:ascii="Times New Roman" w:hAnsi="Times New Roman"/>
+          <w:sz w:val="30"/>
+          <w:szCs w:val="30"/>
+          <w:lang w:val="en-US"/>
+        </w:rPr>
+        <w:t>lines</w:t>
+      </w:r>
+      <w:r>
+        <w:rPr>
+          <w:rFonts w:ascii="Times New Roman" w:hAnsi="Times New Roman"/>
+          <w:sz w:val="30"/>
+          <w:szCs w:val="30"/>
+        </w:rPr>
+        <w:t>_</w:t>
+      </w:r>
+      <w:r>
+        <w:rPr>
+          <w:rFonts w:ascii="Times New Roman" w:hAnsi="Times New Roman"/>
+          <w:sz w:val="30"/>
+          <w:szCs w:val="30"/>
+          <w:lang w:val="en-US"/>
+        </w:rPr>
+        <w:t>end</w:t>
+      </w:r>
+      <w:r>
+        <w:rPr>
+          <w:rFonts w:ascii="Times New Roman" w:hAnsi="Times New Roman"/>
+          <w:sz w:val="30"/>
+          <w:szCs w:val="30"/>
+        </w:rPr>
+        <w:t>_</w:t>
+      </w:r>
+      <w:r>
+        <w:rPr>
+          <w:rFonts w:ascii="Times New Roman" w:hAnsi="Times New Roman"/>
+          <w:sz w:val="30"/>
+          <w:szCs w:val="30"/>
+          <w:lang w:val="en-US"/>
+        </w:rPr>
+        <w:t>date</w:t>
+      </w:r>
+      <w:r>
+        <w:rPr>
+          <w:rFonts w:ascii="Times New Roman" w:hAnsi="Times New Roman"/>
+          <w:sz w:val="30"/>
+          <w:szCs w:val="30"/>
         </w:rPr>
         <w:t xml:space="preserve"> </w:t>
       </w:r>
@@ -2511,16 +2686,96 @@
           <w:rFonts w:ascii="Times New Roman" w:hAnsi="Times New Roman"/>
           <w:sz w:val="30"/>
           <w:szCs w:val="30"/>
-          <w:lang w:val="en-US"/>
-        </w:rPr>
-        <w:t>}}.</w:t>
-      </w:r>
-      <w:r>
-        <w:rPr>
-          <w:rFonts w:ascii="Times New Roman" w:hAnsi="Times New Roman"/>
-          <w:sz w:val="30"/>
-          <w:szCs w:val="30"/>
-          <w:lang w:val="en-US"/>
+        </w:rPr>
+        <w:t>}}</w:t>
+      </w:r>
+      <w:r>
+        <w:rPr>
+          <w:rFonts w:ascii="Times New Roman" w:hAnsi="Times New Roman"/>
+          <w:sz w:val="30"/>
+          <w:szCs w:val="30"/>
+        </w:rPr>
+        <w:t xml:space="preserve">{% </w:t>
+      </w:r>
+      <w:r>
+        <w:rPr>
+          <w:rFonts w:ascii="Times New Roman" w:hAnsi="Times New Roman"/>
+          <w:sz w:val="30"/>
+          <w:szCs w:val="30"/>
+          <w:lang w:val="en-US"/>
+        </w:rPr>
+        <w:t>else</w:t>
+      </w:r>
+      <w:r>
+        <w:rPr>
+          <w:rFonts w:ascii="Times New Roman" w:hAnsi="Times New Roman"/>
+          <w:sz w:val="30"/>
+          <w:szCs w:val="30"/>
+        </w:rPr>
+        <w:t xml:space="preserve"> %}</w:t>
+      </w:r>
+      <w:r>
+        <w:rPr>
+          <w:rFonts w:ascii="Times New Roman" w:hAnsi="Times New Roman"/>
+          <w:sz w:val="30"/>
+          <w:szCs w:val="30"/>
+        </w:rPr>
+        <w:t>Информация</w:t>
+      </w:r>
+      <w:r>
+        <w:rPr>
+          <w:rFonts w:ascii="Times New Roman" w:hAnsi="Times New Roman"/>
+          <w:sz w:val="30"/>
+          <w:szCs w:val="30"/>
+        </w:rPr>
+        <w:t xml:space="preserve"> </w:t>
+      </w:r>
+      <w:r>
+        <w:rPr>
+          <w:rFonts w:ascii="Times New Roman" w:hAnsi="Times New Roman"/>
+          <w:sz w:val="30"/>
+          <w:szCs w:val="30"/>
+        </w:rPr>
+        <w:t>отсутствует</w:t>
+      </w:r>
+      <w:r>
+        <w:rPr>
+          <w:rFonts w:ascii="Times New Roman" w:hAnsi="Times New Roman"/>
+          <w:sz w:val="30"/>
+          <w:szCs w:val="30"/>
+        </w:rPr>
+        <w:t xml:space="preserve">{% </w:t>
+      </w:r>
+      <w:r>
+        <w:rPr>
+          <w:rFonts w:ascii="Times New Roman" w:hAnsi="Times New Roman"/>
+          <w:sz w:val="30"/>
+          <w:szCs w:val="30"/>
+          <w:lang w:val="en-US"/>
+        </w:rPr>
+        <w:t>endif</w:t>
+      </w:r>
+      <w:r>
+        <w:rPr>
+          <w:rFonts w:ascii="Times New Roman" w:hAnsi="Times New Roman"/>
+          <w:sz w:val="30"/>
+          <w:szCs w:val="30"/>
+        </w:rPr>
+        <w:t xml:space="preserve"> %}</w:t>
+      </w:r>
+      <w:r>
+        <w:rPr>
+          <w:rFonts w:ascii="Times New Roman" w:hAnsi="Times New Roman"/>
+          <w:sz w:val="30"/>
+          <w:szCs w:val="30"/>
+        </w:rPr>
+        <w:t>.</w:t>
+      </w:r>
+      <w:r>
+        <w:rPr>
+          <w:rFonts w:ascii="Times New Roman" w:hAnsi="Times New Roman"/>
+          <w:sz w:val="30"/>
+          <w:szCs w:val="30"/>
         </w:rPr>
         <w:t>{</w:t>
       </w:r>
@@ -2529,7 +2784,6 @@
           <w:rFonts w:ascii="Times New Roman" w:hAnsi="Times New Roman"/>
           <w:sz w:val="30"/>
           <w:szCs w:val="30"/>
-          <w:lang w:val="en-US"/>
         </w:rPr>
         <w:t>%</w:t>
       </w:r>
@@ -2538,16 +2792,31 @@
           <w:rFonts w:ascii="Times New Roman" w:hAnsi="Times New Roman"/>
           <w:sz w:val="30"/>
           <w:szCs w:val="30"/>
-          <w:lang w:val="en-US"/>
-        </w:rPr>
-        <w:t xml:space="preserve"> endif </w:t>
-      </w:r>
-      <w:r>
-        <w:rPr>
-          <w:rFonts w:ascii="Times New Roman" w:hAnsi="Times New Roman"/>
-          <w:sz w:val="30"/>
-          <w:szCs w:val="30"/>
-          <w:lang w:val="en-US"/>
+        </w:rPr>
+        <w:t xml:space="preserve"> </w:t>
+      </w:r>
+      <w:r>
+        <w:rPr>
+          <w:rFonts w:ascii="Times New Roman" w:hAnsi="Times New Roman"/>
+          <w:sz w:val="30"/>
+          <w:szCs w:val="30"/>
+          <w:lang w:val="en-US"/>
+        </w:rPr>
+        <w:t>endif</w:t>
+      </w:r>
+      <w:r>
+        <w:rPr>
+          <w:rFonts w:ascii="Times New Roman" w:hAnsi="Times New Roman"/>
+          <w:sz w:val="30"/>
+          <w:szCs w:val="30"/>
+        </w:rPr>
+        <w:t xml:space="preserve"> </w:t>
+      </w:r>
+      <w:r>
+        <w:rPr>
+          <w:rFonts w:ascii="Times New Roman" w:hAnsi="Times New Roman"/>
+          <w:sz w:val="30"/>
+          <w:szCs w:val="30"/>
         </w:rPr>
         <w:t>%</w:t>
       </w:r>
@@ -2556,7 +2825,6 @@
           <w:rFonts w:ascii="Times New Roman" w:hAnsi="Times New Roman"/>
           <w:sz w:val="30"/>
           <w:szCs w:val="30"/>
-          <w:lang w:val="en-US"/>
         </w:rPr>
         <w:t>}</w:t>
       </w:r>
@@ -2580,26 +2848,7 @@
           <w:sz w:val="30"/>
           <w:szCs w:val="30"/>
         </w:rPr>
-        <w:lastRenderedPageBreak/>
-        <w:t xml:space="preserve">Оплата будет произведена на основании </w:t>
-      </w:r>
-      <w:proofErr w:type="gramStart"/>
-      <w:r>
-        <w:rPr>
-          <w:rFonts w:ascii="Times New Roman" w:hAnsi="Times New Roman"/>
-          <w:sz w:val="30"/>
-          <w:szCs w:val="30"/>
-        </w:rPr>
-        <w:t>соответствующего  договора</w:t>
-      </w:r>
-      <w:proofErr w:type="gramEnd"/>
-      <w:r>
-        <w:rPr>
-          <w:rFonts w:ascii="Times New Roman" w:hAnsi="Times New Roman"/>
-          <w:sz w:val="30"/>
-          <w:szCs w:val="30"/>
-        </w:rPr>
-        <w:t xml:space="preserve">. </w:t>
+        <w:t xml:space="preserve">Оплата будет произведена на основании соответствующего  договора. </w:t>
       </w:r>
     </w:p>
     <w:p>
@@ -2696,7 +2945,6 @@
         </w:rPr>
         <w:t xml:space="preserve"> </w:t>
       </w:r>
-      <w:proofErr w:type="gramStart"/>
       <w:r>
         <w:rPr>
           <w:rFonts w:ascii="Times New Roman" w:hAnsi="Times New Roman"/>
@@ -2714,7 +2962,6 @@
         </w:rPr>
         <w:t>place</w:t>
       </w:r>
-      <w:proofErr w:type="gramEnd"/>
       <w:r>
         <w:rPr>
           <w:rFonts w:ascii="Times New Roman" w:hAnsi="Times New Roman"/>
@@ -2867,17 +3114,105 @@
       <w:r>
         <w:rPr>
           <w:rFonts w:ascii="Times New Roman" w:hAnsi="Times New Roman"/>
-          <w:color w:val="FF0000"/>
+          <w:sz w:val="30"/>
+          <w:szCs w:val="30"/>
+        </w:rPr>
+        <w:t xml:space="preserve">{{ </w:t>
+      </w:r>
+      <w:r>
+        <w:rPr>
+          <w:rFonts w:ascii="Times New Roman" w:hAnsi="Times New Roman"/>
           <w:sz w:val="30"/>
           <w:szCs w:val="30"/>
           <w:lang w:val="pl-PL"/>
         </w:rPr>
-        <w:t>DATE</w:t>
-      </w:r>
-      <w:r>
-        <w:rPr>
-          <w:rFonts w:ascii="Times New Roman" w:hAnsi="Times New Roman"/>
-          <w:color w:val="FF0000"/>
+        <w:t>request</w:t>
+      </w:r>
+      <w:r>
+        <w:rPr>
+          <w:rFonts w:ascii="Times New Roman" w:hAnsi="Times New Roman"/>
+          <w:sz w:val="30"/>
+          <w:szCs w:val="30"/>
+        </w:rPr>
+        <w:t>_</w:t>
+      </w:r>
+      <w:r>
+        <w:rPr>
+          <w:rFonts w:ascii="Times New Roman" w:hAnsi="Times New Roman"/>
+          <w:sz w:val="30"/>
+          <w:szCs w:val="30"/>
+          <w:lang w:val="pl-PL"/>
+        </w:rPr>
+        <w:t>date</w:t>
+      </w:r>
+      <w:r>
+        <w:rPr>
+          <w:rFonts w:ascii="Times New Roman" w:hAnsi="Times New Roman"/>
+          <w:sz w:val="30"/>
+          <w:szCs w:val="30"/>
+        </w:rPr>
+        <w:t xml:space="preserve"> }}</w:t>
+      </w:r>
+      <w:r>
+        <w:rPr>
+          <w:rFonts w:ascii="Times New Roman" w:hAnsi="Times New Roman"/>
+          <w:sz w:val="30"/>
+          <w:szCs w:val="30"/>
+        </w:rPr>
+        <w:t xml:space="preserve"> </w:t>
+      </w:r>
+      <w:r>
+        <w:rPr>
+          <w:rFonts w:ascii="Times New Roman" w:hAnsi="Times New Roman"/>
+          <w:sz w:val="30"/>
+          <w:szCs w:val="30"/>
+        </w:rPr>
+        <w:t>г.</w:t>
+      </w:r>
+      <w:r>
+        <w:rPr>
+          <w:rFonts w:ascii="Times New Roman" w:hAnsi="Times New Roman"/>
+          <w:sz w:val="30"/>
+          <w:szCs w:val="30"/>
+        </w:rPr>
+        <w:t xml:space="preserve"> </w:t>
+      </w:r>
+      <w:r>
+        <w:rPr>
+          <w:rFonts w:ascii="Times New Roman" w:hAnsi="Times New Roman"/>
+          <w:sz w:val="30"/>
+          <w:szCs w:val="30"/>
+        </w:rPr>
+        <w:t xml:space="preserve">в </w:t>
+      </w:r>
+      <w:r>
+        <w:rPr>
+          <w:rFonts w:ascii="Times New Roman" w:hAnsi="Times New Roman"/>
+          <w:sz w:val="30"/>
+          <w:szCs w:val="30"/>
+        </w:rPr>
+        <w:t xml:space="preserve">{{ </w:t>
+      </w:r>
+      <w:r>
+        <w:rPr>
+          <w:rFonts w:ascii="Times New Roman" w:hAnsi="Times New Roman"/>
+          <w:sz w:val="30"/>
+          <w:szCs w:val="30"/>
+          <w:lang w:val="pl-PL"/>
+        </w:rPr>
+        <w:t>arrive_time</w:t>
+      </w:r>
+      <w:r>
+        <w:rPr>
+          <w:rFonts w:ascii="Times New Roman" w:hAnsi="Times New Roman"/>
+          <w:sz w:val="30"/>
+          <w:szCs w:val="30"/>
+        </w:rPr>
+        <w:t xml:space="preserve"> }}</w:t>
+      </w:r>
+      <w:r>
+        <w:rPr>
+          <w:rFonts w:ascii="Times New Roman" w:hAnsi="Times New Roman"/>
           <w:sz w:val="30"/>
           <w:szCs w:val="30"/>
         </w:rPr>
@@ -2905,15 +3240,42 @@
           <w:rFonts w:ascii="Times New Roman" w:hAnsi="Times New Roman"/>
           <w:sz w:val="30"/>
           <w:szCs w:val="30"/>
-        </w:rPr>
-      </w:pPr>
-      <w:r>
-        <w:rPr>
-          <w:rFonts w:ascii="Times New Roman" w:hAnsi="Times New Roman"/>
-          <w:sz w:val="30"/>
-          <w:szCs w:val="30"/>
-        </w:rPr>
-        <w:t>Контактные телефоны:</w:t>
+          <w:lang w:val="en-US"/>
+        </w:rPr>
+      </w:pPr>
+      <w:r>
+        <w:rPr>
+          <w:rFonts w:ascii="Times New Roman" w:hAnsi="Times New Roman"/>
+          <w:sz w:val="30"/>
+          <w:szCs w:val="30"/>
+        </w:rPr>
+        <w:t>Контактные</w:t>
+      </w:r>
+      <w:r>
+        <w:rPr>
+          <w:rFonts w:ascii="Times New Roman" w:hAnsi="Times New Roman"/>
+          <w:sz w:val="30"/>
+          <w:szCs w:val="30"/>
+          <w:lang w:val="en-US"/>
+        </w:rPr>
+        <w:t xml:space="preserve"> </w:t>
+      </w:r>
+      <w:r>
+        <w:rPr>
+          <w:rFonts w:ascii="Times New Roman" w:hAnsi="Times New Roman"/>
+          <w:sz w:val="30"/>
+          <w:szCs w:val="30"/>
+        </w:rPr>
+        <w:t>телефоны</w:t>
+      </w:r>
+      <w:r>
+        <w:rPr>
+          <w:rFonts w:ascii="Times New Roman" w:hAnsi="Times New Roman"/>
+          <w:sz w:val="30"/>
+          <w:szCs w:val="30"/>
+          <w:lang w:val="en-US"/>
+        </w:rPr>
+        <w:t>:</w:t>
       </w:r>
     </w:p>
     <w:p>
@@ -2931,7 +3293,6 @@
           <w:lang w:val="en-US"/>
         </w:rPr>
       </w:pPr>
-      <w:proofErr w:type="gramStart"/>
       <w:r>
         <w:rPr>
           <w:rFonts w:ascii="Times New Roman" w:hAnsi="Times New Roman"/>
@@ -2949,17 +3310,7 @@
           <w:szCs w:val="30"/>
           <w:lang w:val="en-US"/>
         </w:rPr>
-        <w:t>moderator</w:t>
-      </w:r>
-      <w:proofErr w:type="gramEnd"/>
-      <w:r>
-        <w:rPr>
-          <w:rFonts w:ascii="Times New Roman" w:hAnsi="Times New Roman"/>
-          <w:sz w:val="30"/>
-          <w:szCs w:val="30"/>
-          <w:lang w:val="en-US"/>
-        </w:rPr>
-        <w:t>_name</w:t>
+        <w:t>moderator_name</w:t>
       </w:r>
       <w:proofErr w:type="spellEnd"/>
       <w:r>
@@ -3006,25 +3357,7 @@
           <w:szCs w:val="30"/>
           <w:lang w:val="en-US"/>
         </w:rPr>
-        <w:t>job</w:t>
-      </w:r>
-      <w:r>
-        <w:rPr>
-          <w:rFonts w:ascii="Times New Roman" w:hAnsi="Times New Roman"/>
-          <w:sz w:val="30"/>
-          <w:szCs w:val="30"/>
-          <w:lang w:val="en-US"/>
-        </w:rPr>
-        <w:t>_</w:t>
-      </w:r>
-      <w:r>
-        <w:rPr>
-          <w:rFonts w:ascii="Times New Roman" w:hAnsi="Times New Roman"/>
-          <w:sz w:val="30"/>
-          <w:szCs w:val="30"/>
-          <w:lang w:val="en-US"/>
-        </w:rPr>
-        <w:t>title</w:t>
+        <w:t>job_title</w:t>
       </w:r>
       <w:proofErr w:type="spellEnd"/>
       <w:r>
@@ -3051,7 +3384,16 @@
           <w:szCs w:val="30"/>
           <w:lang w:val="en-US"/>
         </w:rPr>
-        <w:t xml:space="preserve">. {{ </w:t>
+        <w:t xml:space="preserve">. </w:t>
+      </w:r>
+      <w:r>
+        <w:rPr>
+          <w:rFonts w:ascii="Times New Roman" w:hAnsi="Times New Roman"/>
+          <w:sz w:val="30"/>
+          <w:szCs w:val="30"/>
+          <w:lang w:val="en-US"/>
+        </w:rPr>
+        <w:t xml:space="preserve">{% if </w:t>
       </w:r>
       <w:proofErr w:type="spellStart"/>
       <w:r>
@@ -3071,7 +3413,124 @@
           <w:szCs w:val="30"/>
           <w:lang w:val="en-US"/>
         </w:rPr>
-        <w:t xml:space="preserve"> }};</w:t>
+        <w:t xml:space="preserve"> %}</w:t>
+      </w:r>
+      <w:r>
+        <w:rPr>
+          <w:rFonts w:ascii="Times New Roman" w:hAnsi="Times New Roman"/>
+          <w:sz w:val="30"/>
+          <w:szCs w:val="30"/>
+          <w:lang w:val="en-US"/>
+        </w:rPr>
+        <w:t xml:space="preserve">{{ </w:t>
+      </w:r>
+      <w:proofErr w:type="spellStart"/>
+      <w:r>
+        <w:rPr>
+          <w:rFonts w:ascii="Times New Roman" w:hAnsi="Times New Roman"/>
+          <w:sz w:val="30"/>
+          <w:szCs w:val="30"/>
+          <w:lang w:val="en-US"/>
+        </w:rPr>
+        <w:t>moderator_phone</w:t>
+      </w:r>
+      <w:proofErr w:type="spellEnd"/>
+      <w:r>
+        <w:rPr>
+          <w:rFonts w:ascii="Times New Roman" w:hAnsi="Times New Roman"/>
+          <w:sz w:val="30"/>
+          <w:szCs w:val="30"/>
+          <w:lang w:val="en-US"/>
+        </w:rPr>
+        <w:t xml:space="preserve"> }}</w:t>
+      </w:r>
+      <w:r>
+        <w:rPr>
+          <w:rFonts w:ascii="Times New Roman" w:hAnsi="Times New Roman"/>
+          <w:sz w:val="30"/>
+          <w:szCs w:val="30"/>
+          <w:lang w:val="en-US"/>
+        </w:rPr>
+        <w:t xml:space="preserve">{% </w:t>
+      </w:r>
+      <w:r>
+        <w:rPr>
+          <w:rFonts w:ascii="Times New Roman" w:hAnsi="Times New Roman"/>
+          <w:sz w:val="30"/>
+          <w:szCs w:val="30"/>
+          <w:lang w:val="en-US"/>
+        </w:rPr>
+        <w:t>else</w:t>
+      </w:r>
+      <w:r>
+        <w:rPr>
+          <w:rFonts w:ascii="Times New Roman" w:hAnsi="Times New Roman"/>
+          <w:sz w:val="30"/>
+          <w:szCs w:val="30"/>
+          <w:lang w:val="en-US"/>
+        </w:rPr>
+        <w:t xml:space="preserve"> %}</w:t>
+      </w:r>
+      <w:r>
+        <w:rPr>
+          <w:rFonts w:ascii="Times New Roman" w:hAnsi="Times New Roman"/>
+          <w:sz w:val="30"/>
+          <w:szCs w:val="30"/>
+        </w:rPr>
+        <w:t>Информация</w:t>
+      </w:r>
+      <w:r>
+        <w:rPr>
+          <w:rFonts w:ascii="Times New Roman" w:hAnsi="Times New Roman"/>
+          <w:sz w:val="30"/>
+          <w:szCs w:val="30"/>
+          <w:lang w:val="en-US"/>
+        </w:rPr>
+        <w:t xml:space="preserve"> </w:t>
+      </w:r>
+      <w:r>
+        <w:rPr>
+          <w:rFonts w:ascii="Times New Roman" w:hAnsi="Times New Roman"/>
+          <w:sz w:val="30"/>
+          <w:szCs w:val="30"/>
+        </w:rPr>
+        <w:t>отсутствует</w:t>
+      </w:r>
+      <w:r>
+        <w:rPr>
+          <w:rFonts w:ascii="Times New Roman" w:hAnsi="Times New Roman"/>
+          <w:sz w:val="30"/>
+          <w:szCs w:val="30"/>
+          <w:lang w:val="en-US"/>
+        </w:rPr>
+        <w:t xml:space="preserve">{% </w:t>
+      </w:r>
+      <w:r>
+        <w:rPr>
+          <w:rFonts w:ascii="Times New Roman" w:hAnsi="Times New Roman"/>
+          <w:sz w:val="30"/>
+          <w:szCs w:val="30"/>
+          <w:lang w:val="en-US"/>
+        </w:rPr>
+        <w:t>endif</w:t>
+      </w:r>
+      <w:r>
+        <w:rPr>
+          <w:rFonts w:ascii="Times New Roman" w:hAnsi="Times New Roman"/>
+          <w:sz w:val="30"/>
+          <w:szCs w:val="30"/>
+          <w:lang w:val="en-US"/>
+        </w:rPr>
+        <w:t xml:space="preserve"> %}</w:t>
+      </w:r>
+      <w:r>
+        <w:rPr>
+          <w:rFonts w:ascii="Times New Roman" w:hAnsi="Times New Roman"/>
+          <w:sz w:val="30"/>
+          <w:szCs w:val="30"/>
+          <w:lang w:val="en-US"/>
+        </w:rPr>
+        <w:t>;</w:t>
       </w:r>
     </w:p>
     <w:p>
@@ -3089,7 +3548,6 @@
           <w:lang w:val="en-US"/>
         </w:rPr>
       </w:pPr>
-      <w:proofErr w:type="gramStart"/>
       <w:r>
         <w:rPr>
           <w:rFonts w:ascii="Times New Roman" w:hAnsi="Times New Roman"/>
@@ -3107,17 +3565,185 @@
           <w:szCs w:val="30"/>
           <w:lang w:val="en-US"/>
         </w:rPr>
+        <w:t>pts_head_name</w:t>
+      </w:r>
+      <w:proofErr w:type="spellEnd"/>
+      <w:r>
+        <w:rPr>
+          <w:rFonts w:ascii="Times New Roman" w:hAnsi="Times New Roman"/>
+          <w:sz w:val="30"/>
+          <w:szCs w:val="30"/>
+          <w:lang w:val="en-US"/>
+        </w:rPr>
+        <w:t xml:space="preserve"> </w:t>
+      </w:r>
+      <w:r>
+        <w:rPr>
+          <w:rFonts w:ascii="Times New Roman" w:hAnsi="Times New Roman"/>
+          <w:sz w:val="30"/>
+          <w:szCs w:val="30"/>
+          <w:lang w:val="en-US"/>
+        </w:rPr>
+        <w:t xml:space="preserve">}} </w:t>
+      </w:r>
+      <w:r>
+        <w:rPr>
+          <w:rFonts w:ascii="Times New Roman" w:hAnsi="Times New Roman"/>
+          <w:sz w:val="30"/>
+          <w:szCs w:val="30"/>
+          <w:lang w:val="en-US"/>
+        </w:rPr>
+        <w:t>–</w:t>
+      </w:r>
+      <w:r>
+        <w:rPr>
+          <w:rFonts w:ascii="Times New Roman" w:hAnsi="Times New Roman"/>
+          <w:sz w:val="30"/>
+          <w:szCs w:val="30"/>
+          <w:lang w:val="en-US"/>
+        </w:rPr>
+        <w:t xml:space="preserve"> </w:t>
+      </w:r>
+      <w:proofErr w:type="spellStart"/>
+      <w:r>
+        <w:rPr>
+          <w:rFonts w:ascii="Times New Roman" w:hAnsi="Times New Roman"/>
+          <w:sz w:val="30"/>
+          <w:szCs w:val="30"/>
+          <w:lang w:val="en-US"/>
+        </w:rPr>
+        <w:t>начальник</w:t>
+      </w:r>
+      <w:proofErr w:type="spellEnd"/>
+      <w:r>
+        <w:rPr>
+          <w:rFonts w:ascii="Times New Roman" w:hAnsi="Times New Roman"/>
+          <w:sz w:val="30"/>
+          <w:szCs w:val="30"/>
+          <w:lang w:val="en-US"/>
+        </w:rPr>
+        <w:t xml:space="preserve"> </w:t>
+      </w:r>
+      <w:proofErr w:type="spellStart"/>
+      <w:r>
+        <w:rPr>
+          <w:rFonts w:ascii="Times New Roman" w:hAnsi="Times New Roman"/>
+          <w:sz w:val="30"/>
+          <w:szCs w:val="30"/>
+          <w:lang w:val="en-US"/>
+        </w:rPr>
+        <w:t>смены</w:t>
+      </w:r>
+      <w:proofErr w:type="spellEnd"/>
+      <w:r>
+        <w:rPr>
+          <w:rFonts w:ascii="Times New Roman" w:hAnsi="Times New Roman"/>
+          <w:sz w:val="30"/>
+          <w:szCs w:val="30"/>
+          <w:lang w:val="en-US"/>
+        </w:rPr>
+        <w:t xml:space="preserve"> ПТС «</w:t>
+      </w:r>
+      <w:r>
+        <w:rPr>
+          <w:rFonts w:ascii="Times New Roman" w:hAnsi="Times New Roman"/>
+          <w:sz w:val="30"/>
+          <w:szCs w:val="30"/>
+          <w:lang w:val="en-US"/>
+        </w:rPr>
+        <w:t xml:space="preserve">{{ </w:t>
+      </w:r>
+      <w:proofErr w:type="spellStart"/>
+      <w:r>
+        <w:rPr>
+          <w:rFonts w:ascii="Times New Roman" w:hAnsi="Times New Roman"/>
+          <w:sz w:val="30"/>
+          <w:szCs w:val="30"/>
+          <w:lang w:val="en-US"/>
+        </w:rPr>
+        <w:t>pts_</w:t>
+      </w:r>
+      <w:r>
+        <w:rPr>
+          <w:rFonts w:ascii="Times New Roman" w:hAnsi="Times New Roman"/>
+          <w:sz w:val="30"/>
+          <w:szCs w:val="30"/>
+          <w:lang w:val="en-US"/>
+        </w:rPr>
+        <w:t>name</w:t>
+      </w:r>
+      <w:proofErr w:type="spellEnd"/>
+      <w:r>
+        <w:rPr>
+          <w:rFonts w:ascii="Times New Roman" w:hAnsi="Times New Roman"/>
+          <w:sz w:val="30"/>
+          <w:szCs w:val="30"/>
+          <w:lang w:val="en-US"/>
+        </w:rPr>
+        <w:t xml:space="preserve"> }}</w:t>
+      </w:r>
+      <w:r>
+        <w:rPr>
+          <w:rFonts w:ascii="Times New Roman" w:hAnsi="Times New Roman"/>
+          <w:sz w:val="30"/>
+          <w:szCs w:val="30"/>
+          <w:lang w:val="en-US"/>
+        </w:rPr>
+        <w:t>»</w:t>
+      </w:r>
+      <w:r>
+        <w:rPr>
+          <w:rFonts w:ascii="Times New Roman" w:hAnsi="Times New Roman"/>
+          <w:sz w:val="30"/>
+          <w:szCs w:val="30"/>
+          <w:lang w:val="en-US"/>
+        </w:rPr>
+        <w:t xml:space="preserve">, </w:t>
+      </w:r>
+      <w:r>
+        <w:rPr>
+          <w:rFonts w:ascii="Times New Roman" w:hAnsi="Times New Roman"/>
+          <w:sz w:val="30"/>
+          <w:szCs w:val="30"/>
+        </w:rPr>
+        <w:t>тел</w:t>
+      </w:r>
+      <w:r>
+        <w:rPr>
+          <w:rFonts w:ascii="Times New Roman" w:hAnsi="Times New Roman"/>
+          <w:sz w:val="30"/>
+          <w:szCs w:val="30"/>
+          <w:lang w:val="en-US"/>
+        </w:rPr>
+        <w:t xml:space="preserve">. </w:t>
+      </w:r>
+      <w:r>
+        <w:rPr>
+          <w:rFonts w:ascii="Times New Roman" w:hAnsi="Times New Roman"/>
+          <w:sz w:val="30"/>
+          <w:szCs w:val="30"/>
+          <w:lang w:val="en-US"/>
+        </w:rPr>
+        <w:t xml:space="preserve">{% if </w:t>
+      </w:r>
+      <w:proofErr w:type="spellStart"/>
+      <w:r>
+        <w:rPr>
+          <w:rFonts w:ascii="Times New Roman" w:hAnsi="Times New Roman"/>
+          <w:sz w:val="30"/>
+          <w:szCs w:val="30"/>
+          <w:lang w:val="en-US"/>
+        </w:rPr>
         <w:t>pts</w:t>
       </w:r>
-      <w:proofErr w:type="gramEnd"/>
-      <w:r>
-        <w:rPr>
-          <w:rFonts w:ascii="Times New Roman" w:hAnsi="Times New Roman"/>
-          <w:sz w:val="30"/>
-          <w:szCs w:val="30"/>
-          <w:lang w:val="en-US"/>
-        </w:rPr>
-        <w:t>_head_name</w:t>
+      <w:r>
+        <w:rPr>
+          <w:rFonts w:ascii="Times New Roman" w:hAnsi="Times New Roman"/>
+          <w:sz w:val="30"/>
+          <w:szCs w:val="30"/>
+          <w:lang w:val="en-US"/>
+        </w:rPr>
+        <w:t>_phone</w:t>
       </w:r>
       <w:proofErr w:type="spellEnd"/>
       <w:r>
@@ -3127,6 +3753,96 @@
           <w:szCs w:val="30"/>
           <w:lang w:val="en-US"/>
         </w:rPr>
+        <w:t xml:space="preserve"> %}</w:t>
+      </w:r>
+      <w:r>
+        <w:rPr>
+          <w:rFonts w:ascii="Times New Roman" w:hAnsi="Times New Roman"/>
+          <w:sz w:val="30"/>
+          <w:szCs w:val="30"/>
+          <w:lang w:val="en-US"/>
+        </w:rPr>
+        <w:t xml:space="preserve">{{ </w:t>
+      </w:r>
+      <w:proofErr w:type="spellStart"/>
+      <w:r>
+        <w:rPr>
+          <w:rFonts w:ascii="Times New Roman" w:hAnsi="Times New Roman"/>
+          <w:sz w:val="30"/>
+          <w:szCs w:val="30"/>
+          <w:lang w:val="en-US"/>
+        </w:rPr>
+        <w:t>pts</w:t>
+      </w:r>
+      <w:r>
+        <w:rPr>
+          <w:rFonts w:ascii="Times New Roman" w:hAnsi="Times New Roman"/>
+          <w:sz w:val="30"/>
+          <w:szCs w:val="30"/>
+          <w:lang w:val="en-US"/>
+        </w:rPr>
+        <w:t>_phone</w:t>
+      </w:r>
+      <w:proofErr w:type="spellEnd"/>
+      <w:r>
+        <w:rPr>
+          <w:rFonts w:ascii="Times New Roman" w:hAnsi="Times New Roman"/>
+          <w:sz w:val="30"/>
+          <w:szCs w:val="30"/>
+          <w:lang w:val="en-US"/>
+        </w:rPr>
+        <w:t xml:space="preserve"> }}</w:t>
+      </w:r>
+      <w:r>
+        <w:rPr>
+          <w:rFonts w:ascii="Times New Roman" w:hAnsi="Times New Roman"/>
+          <w:sz w:val="30"/>
+          <w:szCs w:val="30"/>
+          <w:lang w:val="en-US"/>
+        </w:rPr>
+        <w:t xml:space="preserve">{% </w:t>
+      </w:r>
+      <w:r>
+        <w:rPr>
+          <w:rFonts w:ascii="Times New Roman" w:hAnsi="Times New Roman"/>
+          <w:sz w:val="30"/>
+          <w:szCs w:val="30"/>
+          <w:lang w:val="en-US"/>
+        </w:rPr>
+        <w:t>else</w:t>
+      </w:r>
+      <w:r>
+        <w:rPr>
+          <w:rFonts w:ascii="Times New Roman" w:hAnsi="Times New Roman"/>
+          <w:sz w:val="30"/>
+          <w:szCs w:val="30"/>
+          <w:lang w:val="en-US"/>
+        </w:rPr>
+        <w:t xml:space="preserve"> %}</w:t>
+      </w:r>
+      <w:r>
+        <w:rPr>
+          <w:rFonts w:ascii="Times New Roman" w:hAnsi="Times New Roman"/>
+          <w:sz w:val="30"/>
+          <w:szCs w:val="30"/>
+        </w:rPr>
+        <w:t>и</w:t>
+      </w:r>
+      <w:r>
+        <w:rPr>
+          <w:rFonts w:ascii="Times New Roman" w:hAnsi="Times New Roman"/>
+          <w:sz w:val="30"/>
+          <w:szCs w:val="30"/>
+        </w:rPr>
+        <w:t>нформация</w:t>
+      </w:r>
+      <w:r>
+        <w:rPr>
+          <w:rFonts w:ascii="Times New Roman" w:hAnsi="Times New Roman"/>
+          <w:sz w:val="30"/>
+          <w:szCs w:val="30"/>
+          <w:lang w:val="en-US"/>
+        </w:rPr>
         <w:t xml:space="preserve"> </w:t>
       </w:r>
       <w:r>
@@ -3134,169 +3850,44 @@
           <w:rFonts w:ascii="Times New Roman" w:hAnsi="Times New Roman"/>
           <w:sz w:val="30"/>
           <w:szCs w:val="30"/>
-          <w:lang w:val="en-US"/>
-        </w:rPr>
-        <w:t xml:space="preserve">}} </w:t>
-      </w:r>
-      <w:r>
-        <w:rPr>
-          <w:rFonts w:ascii="Times New Roman" w:hAnsi="Times New Roman"/>
-          <w:sz w:val="30"/>
-          <w:szCs w:val="30"/>
-          <w:lang w:val="en-US"/>
-        </w:rPr>
-        <w:t>–</w:t>
-      </w:r>
-      <w:r>
-        <w:rPr>
-          <w:rFonts w:ascii="Times New Roman" w:hAnsi="Times New Roman"/>
-          <w:sz w:val="30"/>
-          <w:szCs w:val="30"/>
-          <w:lang w:val="en-US"/>
-        </w:rPr>
-        <w:t xml:space="preserve"> </w:t>
-      </w:r>
-      <w:proofErr w:type="spellStart"/>
-      <w:r>
-        <w:rPr>
-          <w:rFonts w:ascii="Times New Roman" w:hAnsi="Times New Roman"/>
-          <w:sz w:val="30"/>
-          <w:szCs w:val="30"/>
-          <w:lang w:val="en-US"/>
-        </w:rPr>
-        <w:t>начальник</w:t>
-      </w:r>
-      <w:proofErr w:type="spellEnd"/>
-      <w:r>
-        <w:rPr>
-          <w:rFonts w:ascii="Times New Roman" w:hAnsi="Times New Roman"/>
-          <w:sz w:val="30"/>
-          <w:szCs w:val="30"/>
-          <w:lang w:val="en-US"/>
-        </w:rPr>
-        <w:t xml:space="preserve"> </w:t>
-      </w:r>
-      <w:proofErr w:type="spellStart"/>
-      <w:r>
-        <w:rPr>
-          <w:rFonts w:ascii="Times New Roman" w:hAnsi="Times New Roman"/>
-          <w:sz w:val="30"/>
-          <w:szCs w:val="30"/>
-          <w:lang w:val="en-US"/>
-        </w:rPr>
-        <w:t>смены</w:t>
-      </w:r>
-      <w:proofErr w:type="spellEnd"/>
-      <w:r>
-        <w:rPr>
-          <w:rFonts w:ascii="Times New Roman" w:hAnsi="Times New Roman"/>
-          <w:sz w:val="30"/>
-          <w:szCs w:val="30"/>
-          <w:lang w:val="en-US"/>
-        </w:rPr>
-        <w:t xml:space="preserve"> ПТС «</w:t>
-      </w:r>
-      <w:r>
-        <w:rPr>
-          <w:rFonts w:ascii="Times New Roman" w:hAnsi="Times New Roman"/>
-          <w:sz w:val="30"/>
-          <w:szCs w:val="30"/>
-          <w:lang w:val="en-US"/>
-        </w:rPr>
-        <w:t xml:space="preserve">{{ </w:t>
-      </w:r>
-      <w:proofErr w:type="spellStart"/>
-      <w:r>
-        <w:rPr>
-          <w:rFonts w:ascii="Times New Roman" w:hAnsi="Times New Roman"/>
-          <w:sz w:val="30"/>
-          <w:szCs w:val="30"/>
-          <w:lang w:val="en-US"/>
-        </w:rPr>
-        <w:t>pts_</w:t>
-      </w:r>
-      <w:r>
-        <w:rPr>
-          <w:rFonts w:ascii="Times New Roman" w:hAnsi="Times New Roman"/>
-          <w:sz w:val="30"/>
-          <w:szCs w:val="30"/>
-          <w:lang w:val="en-US"/>
-        </w:rPr>
-        <w:t>name</w:t>
-      </w:r>
-      <w:proofErr w:type="spellEnd"/>
-      <w:r>
-        <w:rPr>
-          <w:rFonts w:ascii="Times New Roman" w:hAnsi="Times New Roman"/>
-          <w:sz w:val="30"/>
-          <w:szCs w:val="30"/>
-          <w:lang w:val="en-US"/>
-        </w:rPr>
-        <w:t xml:space="preserve"> }}</w:t>
-      </w:r>
-      <w:r>
-        <w:rPr>
-          <w:rFonts w:ascii="Times New Roman" w:hAnsi="Times New Roman"/>
-          <w:sz w:val="30"/>
-          <w:szCs w:val="30"/>
-          <w:lang w:val="en-US"/>
-        </w:rPr>
-        <w:t>»</w:t>
-      </w:r>
-      <w:r>
-        <w:rPr>
-          <w:rFonts w:ascii="Times New Roman" w:hAnsi="Times New Roman"/>
-          <w:sz w:val="30"/>
-          <w:szCs w:val="30"/>
-          <w:lang w:val="en-US"/>
-        </w:rPr>
-        <w:t xml:space="preserve">, </w:t>
-      </w:r>
-      <w:r>
-        <w:rPr>
-          <w:rFonts w:ascii="Times New Roman" w:hAnsi="Times New Roman"/>
-          <w:sz w:val="30"/>
-          <w:szCs w:val="30"/>
-        </w:rPr>
-        <w:t>тел</w:t>
-      </w:r>
-      <w:r>
-        <w:rPr>
-          <w:rFonts w:ascii="Times New Roman" w:hAnsi="Times New Roman"/>
-          <w:sz w:val="30"/>
-          <w:szCs w:val="30"/>
-          <w:lang w:val="en-US"/>
-        </w:rPr>
-        <w:t xml:space="preserve">. {{ </w:t>
-      </w:r>
-      <w:proofErr w:type="spellStart"/>
-      <w:r>
-        <w:rPr>
-          <w:rFonts w:ascii="Times New Roman" w:hAnsi="Times New Roman"/>
-          <w:sz w:val="30"/>
-          <w:szCs w:val="30"/>
-          <w:lang w:val="en-US"/>
-        </w:rPr>
-        <w:t>pts</w:t>
-      </w:r>
-      <w:r>
-        <w:rPr>
-          <w:rFonts w:ascii="Times New Roman" w:hAnsi="Times New Roman"/>
-          <w:sz w:val="30"/>
-          <w:szCs w:val="30"/>
-          <w:lang w:val="en-US"/>
-        </w:rPr>
-        <w:t>_phone</w:t>
-      </w:r>
-      <w:proofErr w:type="spellEnd"/>
-      <w:r>
-        <w:rPr>
-          <w:rFonts w:ascii="Times New Roman" w:hAnsi="Times New Roman"/>
-          <w:sz w:val="30"/>
-          <w:szCs w:val="30"/>
-          <w:lang w:val="en-US"/>
-        </w:rPr>
-        <w:t xml:space="preserve"> }};</w:t>
+        </w:rPr>
+        <w:t>отсутствует</w:t>
+      </w:r>
+      <w:r>
+        <w:rPr>
+          <w:rFonts w:ascii="Times New Roman" w:hAnsi="Times New Roman"/>
+          <w:sz w:val="30"/>
+          <w:szCs w:val="30"/>
+          <w:lang w:val="en-US"/>
+        </w:rPr>
+        <w:t xml:space="preserve">{% </w:t>
+      </w:r>
+      <w:r>
+        <w:rPr>
+          <w:rFonts w:ascii="Times New Roman" w:hAnsi="Times New Roman"/>
+          <w:sz w:val="30"/>
+          <w:szCs w:val="30"/>
+          <w:lang w:val="en-US"/>
+        </w:rPr>
+        <w:t>endif</w:t>
+      </w:r>
+      <w:r>
+        <w:rPr>
+          <w:rFonts w:ascii="Times New Roman" w:hAnsi="Times New Roman"/>
+          <w:sz w:val="30"/>
+          <w:szCs w:val="30"/>
+          <w:lang w:val="en-US"/>
+        </w:rPr>
+        <w:t xml:space="preserve"> %}</w:t>
+      </w:r>
+      <w:r>
+        <w:rPr>
+          <w:rFonts w:ascii="Times New Roman" w:hAnsi="Times New Roman"/>
+          <w:sz w:val="30"/>
+          <w:szCs w:val="30"/>
+          <w:lang w:val="en-US"/>
+        </w:rPr>
+        <w:t>;</w:t>
       </w:r>
     </w:p>
     <w:p>
@@ -3314,7 +3905,6 @@
           <w:lang w:val="en-US"/>
         </w:rPr>
       </w:pPr>
-      <w:proofErr w:type="gramStart"/>
       <w:r>
         <w:rPr>
           <w:rFonts w:ascii="Times New Roman" w:hAnsi="Times New Roman"/>
@@ -3332,17 +3922,63 @@
           <w:szCs w:val="30"/>
           <w:lang w:val="en-US"/>
         </w:rPr>
+        <w:t>director_name</w:t>
+      </w:r>
+      <w:proofErr w:type="spellEnd"/>
+      <w:r>
+        <w:rPr>
+          <w:rFonts w:ascii="Times New Roman" w:hAnsi="Times New Roman"/>
+          <w:sz w:val="30"/>
+          <w:szCs w:val="30"/>
+          <w:lang w:val="en-US"/>
+        </w:rPr>
+        <w:t xml:space="preserve"> }} </w:t>
+      </w:r>
+      <w:r>
+        <w:rPr>
+          <w:rFonts w:ascii="Times New Roman" w:hAnsi="Times New Roman"/>
+          <w:sz w:val="30"/>
+          <w:szCs w:val="30"/>
+          <w:lang w:val="en-US"/>
+        </w:rPr>
+        <w:t>–</w:t>
+      </w:r>
+      <w:r>
+        <w:rPr>
+          <w:rFonts w:ascii="Times New Roman" w:hAnsi="Times New Roman"/>
+          <w:sz w:val="30"/>
+          <w:szCs w:val="30"/>
+          <w:lang w:val="en-US"/>
+        </w:rPr>
+        <w:t xml:space="preserve"> {{ </w:t>
+      </w:r>
+      <w:proofErr w:type="spellStart"/>
+      <w:r>
+        <w:rPr>
+          <w:rFonts w:ascii="Times New Roman" w:hAnsi="Times New Roman"/>
+          <w:sz w:val="30"/>
+          <w:szCs w:val="30"/>
+          <w:lang w:val="en-US"/>
+        </w:rPr>
         <w:t>director</w:t>
       </w:r>
-      <w:proofErr w:type="gramEnd"/>
-      <w:r>
-        <w:rPr>
-          <w:rFonts w:ascii="Times New Roman" w:hAnsi="Times New Roman"/>
-          <w:sz w:val="30"/>
-          <w:szCs w:val="30"/>
-          <w:lang w:val="en-US"/>
-        </w:rPr>
-        <w:t>_name</w:t>
+      <w:r>
+        <w:rPr>
+          <w:rFonts w:ascii="Times New Roman" w:hAnsi="Times New Roman"/>
+          <w:sz w:val="30"/>
+          <w:szCs w:val="30"/>
+          <w:lang w:val="en-US"/>
+        </w:rPr>
+        <w:t>_</w:t>
+      </w:r>
+      <w:r>
+        <w:rPr>
+          <w:rFonts w:ascii="Times New Roman" w:hAnsi="Times New Roman"/>
+          <w:sz w:val="30"/>
+          <w:szCs w:val="30"/>
+          <w:lang w:val="en-US"/>
+        </w:rPr>
+        <w:t>job_title</w:t>
       </w:r>
       <w:proofErr w:type="spellEnd"/>
       <w:r>
@@ -3352,25 +3988,33 @@
           <w:szCs w:val="30"/>
           <w:lang w:val="en-US"/>
         </w:rPr>
-        <w:t xml:space="preserve"> }} </w:t>
-      </w:r>
-      <w:r>
-        <w:rPr>
-          <w:rFonts w:ascii="Times New Roman" w:hAnsi="Times New Roman"/>
-          <w:sz w:val="30"/>
-          <w:szCs w:val="30"/>
-          <w:lang w:val="en-US"/>
-        </w:rPr>
-        <w:t>–</w:t>
-      </w:r>
-      <w:r>
-        <w:rPr>
-          <w:rFonts w:ascii="Times New Roman" w:hAnsi="Times New Roman"/>
-          <w:sz w:val="30"/>
-          <w:szCs w:val="30"/>
-          <w:lang w:val="en-US"/>
-        </w:rPr>
-        <w:t xml:space="preserve"> {{ </w:t>
+        <w:t xml:space="preserve"> }}, </w:t>
+      </w:r>
+      <w:r>
+        <w:rPr>
+          <w:rFonts w:ascii="Times New Roman" w:hAnsi="Times New Roman"/>
+          <w:sz w:val="30"/>
+          <w:szCs w:val="30"/>
+        </w:rPr>
+        <w:t>тел</w:t>
+      </w:r>
+      <w:r>
+        <w:rPr>
+          <w:rFonts w:ascii="Times New Roman" w:hAnsi="Times New Roman"/>
+          <w:sz w:val="30"/>
+          <w:szCs w:val="30"/>
+          <w:lang w:val="en-US"/>
+        </w:rPr>
+        <w:t xml:space="preserve">. </w:t>
+      </w:r>
+      <w:r>
+        <w:rPr>
+          <w:rFonts w:ascii="Times New Roman" w:hAnsi="Times New Roman"/>
+          <w:sz w:val="30"/>
+          <w:szCs w:val="30"/>
+          <w:lang w:val="en-US"/>
+        </w:rPr>
+        <w:t xml:space="preserve">{% if </w:t>
       </w:r>
       <w:proofErr w:type="spellStart"/>
       <w:r>
@@ -3398,7 +4042,7 @@
           <w:szCs w:val="30"/>
           <w:lang w:val="en-US"/>
         </w:rPr>
-        <w:t>job_title</w:t>
+        <w:t>phone</w:t>
       </w:r>
       <w:proofErr w:type="spellEnd"/>
       <w:r>
@@ -3408,24 +4052,7 @@
           <w:szCs w:val="30"/>
           <w:lang w:val="en-US"/>
         </w:rPr>
-        <w:t xml:space="preserve"> }}, </w:t>
-      </w:r>
-      <w:r>
-        <w:rPr>
-          <w:rFonts w:ascii="Times New Roman" w:hAnsi="Times New Roman"/>
-          <w:sz w:val="30"/>
-          <w:szCs w:val="30"/>
-        </w:rPr>
-        <w:t>тел</w:t>
-      </w:r>
-      <w:r>
-        <w:rPr>
-          <w:rFonts w:ascii="Times New Roman" w:hAnsi="Times New Roman"/>
-          <w:sz w:val="30"/>
-          <w:szCs w:val="30"/>
-          <w:lang w:val="en-US"/>
-        </w:rPr>
-        <w:t xml:space="preserve">. </w:t>
+        <w:t xml:space="preserve"> %}</w:t>
       </w:r>
       <w:r>
         <w:rPr>
@@ -3473,6 +4100,93 @@
           <w:lang w:val="en-US"/>
         </w:rPr>
         <w:t xml:space="preserve"> }}</w:t>
+      </w:r>
+      <w:r>
+        <w:rPr>
+          <w:rFonts w:ascii="Times New Roman" w:hAnsi="Times New Roman"/>
+          <w:sz w:val="30"/>
+          <w:szCs w:val="30"/>
+          <w:lang w:val="en-US"/>
+        </w:rPr>
+        <w:t xml:space="preserve">{% </w:t>
+      </w:r>
+      <w:r>
+        <w:rPr>
+          <w:rFonts w:ascii="Times New Roman" w:hAnsi="Times New Roman"/>
+          <w:sz w:val="30"/>
+          <w:szCs w:val="30"/>
+          <w:lang w:val="en-US"/>
+        </w:rPr>
+        <w:t>else</w:t>
+      </w:r>
+      <w:r>
+        <w:rPr>
+          <w:rFonts w:ascii="Times New Roman" w:hAnsi="Times New Roman"/>
+          <w:sz w:val="30"/>
+          <w:szCs w:val="30"/>
+          <w:lang w:val="en-US"/>
+        </w:rPr>
+        <w:t xml:space="preserve"> %}</w:t>
+      </w:r>
+      <w:r>
+        <w:rPr>
+          <w:rFonts w:ascii="Times New Roman" w:hAnsi="Times New Roman"/>
+          <w:sz w:val="30"/>
+          <w:szCs w:val="30"/>
+        </w:rPr>
+        <w:t>и</w:t>
+      </w:r>
+      <w:r>
+        <w:rPr>
+          <w:rFonts w:ascii="Times New Roman" w:hAnsi="Times New Roman"/>
+          <w:sz w:val="30"/>
+          <w:szCs w:val="30"/>
+        </w:rPr>
+        <w:t>нформация</w:t>
+      </w:r>
+      <w:r>
+        <w:rPr>
+          <w:rFonts w:ascii="Times New Roman" w:hAnsi="Times New Roman"/>
+          <w:sz w:val="30"/>
+          <w:szCs w:val="30"/>
+          <w:lang w:val="en-US"/>
+        </w:rPr>
+        <w:t xml:space="preserve"> </w:t>
+      </w:r>
+      <w:r>
+        <w:rPr>
+          <w:rFonts w:ascii="Times New Roman" w:hAnsi="Times New Roman"/>
+          <w:sz w:val="30"/>
+          <w:szCs w:val="30"/>
+        </w:rPr>
+        <w:t>отсутствует</w:t>
+      </w:r>
+      <w:r>
+        <w:rPr>
+          <w:rFonts w:ascii="Times New Roman" w:hAnsi="Times New Roman"/>
+          <w:sz w:val="30"/>
+          <w:szCs w:val="30"/>
+          <w:lang w:val="en-US"/>
+        </w:rPr>
+        <w:t xml:space="preserve">{% </w:t>
+      </w:r>
+      <w:r>
+        <w:rPr>
+          <w:rFonts w:ascii="Times New Roman" w:hAnsi="Times New Roman"/>
+          <w:sz w:val="30"/>
+          <w:szCs w:val="30"/>
+          <w:lang w:val="en-US"/>
+        </w:rPr>
+        <w:t>endif</w:t>
+      </w:r>
+      <w:r>
+        <w:rPr>
+          <w:rFonts w:ascii="Times New Roman" w:hAnsi="Times New Roman"/>
+          <w:sz w:val="30"/>
+          <w:szCs w:val="30"/>
+          <w:lang w:val="en-US"/>
+        </w:rPr>
+        <w:t xml:space="preserve"> %}</w:t>
       </w:r>
       <w:r>
         <w:rPr>
@@ -3528,12 +4242,13 @@
           <w:rFonts w:ascii="Times New Roman" w:hAnsi="Times New Roman"/>
           <w:sz w:val="30"/>
           <w:szCs w:val="30"/>
+          <w:lang w:val="en-US"/>
         </w:rPr>
       </w:pPr>
     </w:p>
     <w:tbl>
       <w:tblPr>
-        <w:tblStyle w:val="af1"/>
+        <w:tblStyle w:val="TableGrid"/>
         <w:tblW w:w="0" w:type="auto"/>
         <w:tblBorders>
           <w:top w:val="none" w:sz="0" w:space="0" w:color="auto"/>
@@ -3583,23 +4298,13 @@
                 <w:szCs w:val="30"/>
               </w:rPr>
             </w:pPr>
-            <w:proofErr w:type="gramStart"/>
             <w:r>
               <w:rPr>
                 <w:rFonts w:ascii="Times New Roman" w:hAnsi="Times New Roman"/>
                 <w:sz w:val="30"/>
                 <w:szCs w:val="30"/>
               </w:rPr>
-              <w:t>главной  технической</w:t>
-            </w:r>
-            <w:proofErr w:type="gramEnd"/>
-            <w:r>
-              <w:rPr>
-                <w:rFonts w:ascii="Times New Roman" w:hAnsi="Times New Roman"/>
-                <w:sz w:val="30"/>
-                <w:szCs w:val="30"/>
-              </w:rPr>
-              <w:t xml:space="preserve"> дирекции</w:t>
+              <w:t>главной  технической дирекции</w:t>
             </w:r>
           </w:p>
         </w:tc>
@@ -3629,23 +4334,13 @@
                 <w:szCs w:val="30"/>
               </w:rPr>
             </w:pPr>
-            <w:proofErr w:type="spellStart"/>
             <w:r>
               <w:rPr>
                 <w:rFonts w:ascii="Times New Roman" w:hAnsi="Times New Roman"/>
                 <w:sz w:val="30"/>
                 <w:szCs w:val="30"/>
               </w:rPr>
-              <w:t>Ю.Н.Колячко</w:t>
-            </w:r>
-            <w:proofErr w:type="spellEnd"/>
-            <w:r>
-              <w:rPr>
-                <w:rFonts w:ascii="Times New Roman" w:hAnsi="Times New Roman"/>
-                <w:sz w:val="30"/>
-                <w:szCs w:val="30"/>
-              </w:rPr>
-              <w:t xml:space="preserve">                                                                                                                                                    </w:t>
+              <w:t xml:space="preserve">Ю.Н.Колячко                                                                                                                                                    </w:t>
             </w:r>
           </w:p>
         </w:tc>
@@ -4163,7 +4858,7 @@
 <w:ftr xmlns:wpc="http://schemas.microsoft.com/office/word/2010/wordprocessingCanvas" xmlns:cx="http://schemas.microsoft.com/office/drawing/2014/chartex" xmlns:cx1="http://schemas.microsoft.com/office/drawing/2015/9/8/chartex" xmlns:cx2="http://schemas.microsoft.com/office/drawing/2015/10/21/chartex" xmlns:cx3="http://schemas.microsoft.com/office/drawing/2016/5/9/chartex" xmlns:cx4="http://schemas.microsoft.com/office/drawing/2016/5/10/chartex" xmlns:cx5="http://schemas.microsoft.com/office/drawing/2016/5/11/chartex" xmlns:cx6="http://schemas.microsoft.com/office/drawing/2016/5/12/chartex" xmlns:cx7="http://schemas.microsoft.com/office/drawing/2016/5/13/chartex" xmlns:cx8="http://schemas.microsoft.com/office/drawing/2016/5/14/chartex" xmlns:mc="http://schemas.openxmlformats.org/markup-compatibility/2006" xmlns:aink="http://schemas.microsoft.com/office/drawing/2016/ink" xmlns:am3d="http://schemas.microsoft.com/office/drawing/2017/model3d" xmlns:o="urn:schemas-microsoft-com:office:office" xmlns:oel="http://schemas.microsoft.com/office/2019/extlst" xmlns:r="http://schemas.openxmlformats.org/officeDocument/2006/relationships" xmlns:m="http://schemas.openxmlformats.org/officeDocument/2006/math" xmlns:v="urn:schemas-microsoft-com:vml" xmlns:wp14="http://schemas.microsoft.com/office/word/2010/wordprocessingDrawing" xmlns:wp="http://schemas.openxmlformats.org/drawingml/2006/wordprocessingDrawing" xmlns:w10="urn:schemas-microsoft-com:office:word" xmlns:w="http://schemas.openxmlformats.org/wordprocessingml/2006/main" xmlns:w14="http://schemas.microsoft.com/office/word/2010/wordml" xmlns:w15="http://schemas.microsoft.com/office/word/2012/wordml" xmlns:w16cex="http://schemas.microsoft.com/office/word/2018/wordml/cex" xmlns:w16cid="http://schemas.microsoft.com/office/word/2016/wordml/cid" xmlns:w16="http://schemas.microsoft.com/office/word/2018/wordml" xmlns:w16du="http://schemas.microsoft.com/office/word/2023/wordml/word16du" xmlns:w16sdtdh="http://schemas.microsoft.com/office/word/2020/wordml/sdtdatahash" xmlns:w16se="http://schemas.microsoft.com/office/word/2015/wordml/symex" xmlns:wpg="http://schemas.microsoft.com/office/word/2010/wordprocessingGroup" xmlns:wpi="http://schemas.microsoft.com/office/word/2010/wordprocessingInk" xmlns:wne="http://schemas.microsoft.com/office/word/2006/wordml" xmlns:wps="http://schemas.microsoft.com/office/word/2010/wordprocessingShape" mc:Ignorable="w14 w15 w16se w16cid w16 w16cex w16sdtdh wp14">
   <w:p>
     <w:pPr>
-      <w:pStyle w:val="a5"/>
+      <w:pStyle w:val="Footer"/>
       <w:spacing w:after="0" w:line="180" w:lineRule="exact"/>
       <w:rPr>
         <w:rFonts w:ascii="Times New Roman" w:hAnsi="Times New Roman"/>
@@ -4225,7 +4920,7 @@
         </w:tcPr>
         <w:p>
           <w:pPr>
-            <w:pStyle w:val="a3"/>
+            <w:pStyle w:val="Header"/>
             <w:spacing w:after="0" w:line="280" w:lineRule="exact"/>
             <w:jc w:val="center"/>
             <w:rPr>
@@ -4249,7 +4944,7 @@
         </w:p>
         <w:p>
           <w:pPr>
-            <w:pStyle w:val="a3"/>
+            <w:pStyle w:val="Header"/>
             <w:spacing w:after="0" w:line="280" w:lineRule="exact"/>
             <w:jc w:val="center"/>
             <w:rPr>
@@ -4275,7 +4970,7 @@
         </w:p>
         <w:p>
           <w:pPr>
-            <w:pStyle w:val="a3"/>
+            <w:pStyle w:val="Header"/>
             <w:spacing w:after="0" w:line="280" w:lineRule="exact"/>
             <w:jc w:val="center"/>
             <w:rPr>
@@ -4299,7 +4994,7 @@
         </w:p>
         <w:p>
           <w:pPr>
-            <w:pStyle w:val="a3"/>
+            <w:pStyle w:val="Header"/>
             <w:spacing w:after="0" w:line="280" w:lineRule="exact"/>
             <w:jc w:val="center"/>
             <w:rPr>
@@ -4323,7 +5018,7 @@
         </w:p>
         <w:p>
           <w:pPr>
-            <w:pStyle w:val="a3"/>
+            <w:pStyle w:val="Header"/>
             <w:spacing w:after="0" w:line="280" w:lineRule="exact"/>
             <w:jc w:val="center"/>
             <w:rPr>
@@ -4337,7 +5032,7 @@
         </w:p>
         <w:p>
           <w:pPr>
-            <w:pStyle w:val="a3"/>
+            <w:pStyle w:val="Header"/>
             <w:spacing w:after="0" w:line="240" w:lineRule="auto"/>
             <w:jc w:val="center"/>
             <w:rPr>
@@ -4346,48 +5041,18 @@
               <w:lang w:val="ru-RU"/>
             </w:rPr>
           </w:pPr>
-          <w:proofErr w:type="spellStart"/>
-          <w:proofErr w:type="gramStart"/>
           <w:r>
             <w:rPr>
               <w:rFonts w:ascii="Times New Roman" w:hAnsi="Times New Roman"/>
               <w:sz w:val="18"/>
               <w:lang w:val="ru-RU"/>
             </w:rPr>
-            <w:t>вул.Макаёнка</w:t>
-          </w:r>
-          <w:proofErr w:type="spellEnd"/>
-          <w:proofErr w:type="gramEnd"/>
-          <w:r>
-            <w:rPr>
-              <w:rFonts w:ascii="Times New Roman" w:hAnsi="Times New Roman"/>
-              <w:sz w:val="18"/>
-              <w:lang w:val="ru-RU"/>
-            </w:rPr>
-            <w:t xml:space="preserve">, 9, 220114, г. </w:t>
-          </w:r>
-          <w:proofErr w:type="spellStart"/>
-          <w:r>
-            <w:rPr>
-              <w:rFonts w:ascii="Times New Roman" w:hAnsi="Times New Roman"/>
-              <w:sz w:val="18"/>
-              <w:lang w:val="ru-RU"/>
-            </w:rPr>
-            <w:t>Мiнск</w:t>
-          </w:r>
-          <w:proofErr w:type="spellEnd"/>
-          <w:r>
-            <w:rPr>
-              <w:rFonts w:ascii="Times New Roman" w:hAnsi="Times New Roman"/>
-              <w:sz w:val="18"/>
-              <w:lang w:val="ru-RU"/>
-            </w:rPr>
-            <w:t xml:space="preserve">, </w:t>
+            <w:t xml:space="preserve">вул.Макаёнка, 9, 220114, г. Мiнск, </w:t>
           </w:r>
         </w:p>
         <w:p>
           <w:pPr>
-            <w:pStyle w:val="a3"/>
+            <w:pStyle w:val="Header"/>
             <w:spacing w:after="0" w:line="240" w:lineRule="auto"/>
             <w:jc w:val="center"/>
             <w:rPr>
@@ -4396,7 +5061,6 @@
               <w:lang w:val="en-US"/>
             </w:rPr>
           </w:pPr>
-          <w:proofErr w:type="spellStart"/>
           <w:r>
             <w:rPr>
               <w:rFonts w:ascii="Times New Roman" w:hAnsi="Times New Roman"/>
@@ -4405,7 +5069,6 @@
             </w:rPr>
             <w:t>тэл</w:t>
           </w:r>
-          <w:proofErr w:type="spellEnd"/>
           <w:r>
             <w:rPr>
               <w:rFonts w:ascii="Times New Roman" w:hAnsi="Times New Roman"/>
@@ -4433,7 +5096,7 @@
         </w:p>
         <w:p>
           <w:pPr>
-            <w:pStyle w:val="a3"/>
+            <w:pStyle w:val="Header"/>
             <w:spacing w:after="0" w:line="240" w:lineRule="auto"/>
             <w:jc w:val="center"/>
             <w:rPr>
@@ -4462,7 +5125,7 @@
         </w:tcPr>
         <w:p>
           <w:pPr>
-            <w:pStyle w:val="a3"/>
+            <w:pStyle w:val="Header"/>
             <w:spacing w:after="0" w:line="240" w:lineRule="auto"/>
             <w:jc w:val="center"/>
             <w:rPr>
@@ -4481,7 +5144,7 @@
         </w:tcPr>
         <w:p>
           <w:pPr>
-            <w:pStyle w:val="a3"/>
+            <w:pStyle w:val="Header"/>
             <w:spacing w:after="0" w:line="280" w:lineRule="exact"/>
             <w:jc w:val="center"/>
             <w:rPr>
@@ -4505,7 +5168,7 @@
         </w:p>
         <w:p>
           <w:pPr>
-            <w:pStyle w:val="a3"/>
+            <w:pStyle w:val="Header"/>
             <w:spacing w:after="0" w:line="280" w:lineRule="exact"/>
             <w:jc w:val="center"/>
             <w:rPr>
@@ -4529,7 +5192,7 @@
         </w:p>
         <w:p>
           <w:pPr>
-            <w:pStyle w:val="a3"/>
+            <w:pStyle w:val="Header"/>
             <w:spacing w:after="0" w:line="280" w:lineRule="exact"/>
             <w:jc w:val="center"/>
             <w:rPr>
@@ -4553,7 +5216,7 @@
         </w:p>
         <w:p>
           <w:pPr>
-            <w:pStyle w:val="a3"/>
+            <w:pStyle w:val="Header"/>
             <w:spacing w:after="0" w:line="280" w:lineRule="exact"/>
             <w:jc w:val="center"/>
             <w:rPr>
@@ -4567,7 +5230,7 @@
         </w:p>
         <w:p>
           <w:pPr>
-            <w:pStyle w:val="a3"/>
+            <w:pStyle w:val="Header"/>
             <w:spacing w:after="0" w:line="240" w:lineRule="auto"/>
             <w:jc w:val="center"/>
             <w:rPr>
@@ -4576,28 +5239,18 @@
               <w:lang w:val="ru-RU"/>
             </w:rPr>
           </w:pPr>
-          <w:proofErr w:type="spellStart"/>
           <w:r>
             <w:rPr>
               <w:rFonts w:ascii="Times New Roman" w:hAnsi="Times New Roman"/>
               <w:sz w:val="18"/>
               <w:lang w:val="ru-RU"/>
             </w:rPr>
-            <w:t>ул.Макаенка</w:t>
-          </w:r>
-          <w:proofErr w:type="spellEnd"/>
-          <w:r>
-            <w:rPr>
-              <w:rFonts w:ascii="Times New Roman" w:hAnsi="Times New Roman"/>
-              <w:sz w:val="18"/>
-              <w:lang w:val="ru-RU"/>
-            </w:rPr>
-            <w:t xml:space="preserve">, 9, 220114, г. Минск, </w:t>
+            <w:t xml:space="preserve">ул.Макаенка, 9, 220114, г. Минск, </w:t>
           </w:r>
         </w:p>
         <w:p>
           <w:pPr>
-            <w:pStyle w:val="a3"/>
+            <w:pStyle w:val="Header"/>
             <w:spacing w:after="0" w:line="240" w:lineRule="auto"/>
             <w:jc w:val="center"/>
             <w:rPr>
@@ -4617,7 +5270,7 @@
         </w:p>
         <w:p>
           <w:pPr>
-            <w:pStyle w:val="a3"/>
+            <w:pStyle w:val="Header"/>
             <w:spacing w:after="0" w:line="240" w:lineRule="auto"/>
             <w:jc w:val="center"/>
             <w:rPr>
@@ -4708,7 +5361,7 @@
   </w:tbl>
   <w:p>
     <w:pPr>
-      <w:pStyle w:val="a3"/>
+      <w:pStyle w:val="Header"/>
       <w:spacing w:after="0" w:line="240" w:lineRule="auto"/>
       <w:rPr>
         <w:rFonts w:ascii="Times New Roman" w:hAnsi="Times New Roman"/>
@@ -4770,7 +5423,7 @@
   </w:p>
   <w:p>
     <w:pPr>
-      <w:pStyle w:val="a3"/>
+      <w:pStyle w:val="Header"/>
       <w:spacing w:after="0" w:line="240" w:lineRule="auto"/>
       <w:rPr>
         <w:rFonts w:ascii="Times New Roman" w:hAnsi="Times New Roman"/>
@@ -5453,10 +6106,10 @@
     <w:lsdException w:name="Unresolved Mention" w:semiHidden="1" w:unhideWhenUsed="1"/>
     <w:lsdException w:name="Smart Link" w:semiHidden="1" w:unhideWhenUsed="1"/>
   </w:latentStyles>
-  <w:style w:type="paragraph" w:default="1" w:styleId="a">
+  <w:style w:type="paragraph" w:default="1" w:styleId="Normal">
     <w:name w:val="Normal"/>
     <w:qFormat/>
-    <w:rsid w:val="009F0512"/>
+    <w:rsid w:val="006070BC"/>
     <w:pPr>
       <w:spacing w:after="200" w:line="276" w:lineRule="auto"/>
     </w:pPr>
@@ -5466,13 +6119,13 @@
       <w:lang w:val="ru-RU"/>
     </w:rPr>
   </w:style>
-  <w:style w:type="character" w:default="1" w:styleId="a0">
+  <w:style w:type="character" w:default="1" w:styleId="DefaultParagraphFont">
     <w:name w:val="Default Paragraph Font"/>
     <w:uiPriority w:val="1"/>
     <w:semiHidden/>
     <w:unhideWhenUsed/>
   </w:style>
-  <w:style w:type="table" w:default="1" w:styleId="a1">
+  <w:style w:type="table" w:default="1" w:styleId="TableNormal">
     <w:name w:val="Normal Table"/>
     <w:uiPriority w:val="99"/>
     <w:semiHidden/>
@@ -5487,16 +6140,16 @@
       </w:tblCellMar>
     </w:tblPr>
   </w:style>
-  <w:style w:type="numbering" w:default="1" w:styleId="a2">
+  <w:style w:type="numbering" w:default="1" w:styleId="NoList">
     <w:name w:val="No List"/>
     <w:uiPriority w:val="99"/>
     <w:semiHidden/>
     <w:unhideWhenUsed/>
   </w:style>
-  <w:style w:type="paragraph" w:styleId="a3">
+  <w:style w:type="paragraph" w:styleId="Header">
     <w:name w:val="header"/>
-    <w:basedOn w:val="a"/>
-    <w:link w:val="a4"/>
+    <w:basedOn w:val="Normal"/>
+    <w:link w:val="HeaderChar"/>
     <w:uiPriority w:val="99"/>
     <w:unhideWhenUsed/>
     <w:rsid w:val="00797444"/>
@@ -5510,9 +6163,9 @@
       <w:lang w:val="x-none"/>
     </w:rPr>
   </w:style>
-  <w:style w:type="character" w:customStyle="1" w:styleId="a4">
-    <w:name w:val="Верхний колонтитул Знак"/>
-    <w:link w:val="a3"/>
+  <w:style w:type="character" w:customStyle="1" w:styleId="HeaderChar">
+    <w:name w:val="Header Char"/>
+    <w:link w:val="Header"/>
     <w:uiPriority w:val="99"/>
     <w:rsid w:val="00797444"/>
     <w:rPr>
@@ -5521,10 +6174,10 @@
       <w:lang w:eastAsia="en-US"/>
     </w:rPr>
   </w:style>
-  <w:style w:type="paragraph" w:styleId="a5">
+  <w:style w:type="paragraph" w:styleId="Footer">
     <w:name w:val="footer"/>
-    <w:basedOn w:val="a"/>
-    <w:link w:val="a6"/>
+    <w:basedOn w:val="Normal"/>
+    <w:link w:val="FooterChar"/>
     <w:uiPriority w:val="99"/>
     <w:unhideWhenUsed/>
     <w:rsid w:val="00797444"/>
@@ -5538,9 +6191,9 @@
       <w:lang w:val="x-none"/>
     </w:rPr>
   </w:style>
-  <w:style w:type="character" w:customStyle="1" w:styleId="a6">
-    <w:name w:val="Нижний колонтитул Знак"/>
-    <w:link w:val="a5"/>
+  <w:style w:type="character" w:customStyle="1" w:styleId="FooterChar">
+    <w:name w:val="Footer Char"/>
+    <w:link w:val="Footer"/>
     <w:uiPriority w:val="99"/>
     <w:rsid w:val="00797444"/>
     <w:rPr>
@@ -5549,10 +6202,10 @@
       <w:lang w:eastAsia="en-US"/>
     </w:rPr>
   </w:style>
-  <w:style w:type="paragraph" w:styleId="a7">
+  <w:style w:type="paragraph" w:styleId="BalloonText">
     <w:name w:val="Balloon Text"/>
-    <w:basedOn w:val="a"/>
-    <w:link w:val="a8"/>
+    <w:basedOn w:val="Normal"/>
+    <w:link w:val="BalloonTextChar"/>
     <w:uiPriority w:val="99"/>
     <w:semiHidden/>
     <w:unhideWhenUsed/>
@@ -5567,9 +6220,9 @@
       <w:lang w:val="x-none"/>
     </w:rPr>
   </w:style>
-  <w:style w:type="character" w:customStyle="1" w:styleId="a8">
-    <w:name w:val="Текст выноски Знак"/>
-    <w:link w:val="a7"/>
+  <w:style w:type="character" w:customStyle="1" w:styleId="BalloonTextChar">
+    <w:name w:val="Balloon Text Char"/>
+    <w:link w:val="BalloonText"/>
     <w:uiPriority w:val="99"/>
     <w:semiHidden/>
     <w:rsid w:val="00B91793"/>
@@ -5580,9 +6233,9 @@
       <w:lang w:eastAsia="en-US"/>
     </w:rPr>
   </w:style>
-  <w:style w:type="paragraph" w:customStyle="1" w:styleId="a9">
+  <w:style w:type="paragraph" w:customStyle="1" w:styleId="a">
     <w:name w:val="Обычный (веб)"/>
-    <w:basedOn w:val="a"/>
+    <w:basedOn w:val="Normal"/>
     <w:rsid w:val="00BE7F03"/>
     <w:rPr>
       <w:rFonts w:ascii="Times New Roman" w:hAnsi="Times New Roman"/>
@@ -5590,9 +6243,9 @@
       <w:szCs w:val="24"/>
     </w:rPr>
   </w:style>
-  <w:style w:type="paragraph" w:styleId="aa">
+  <w:style w:type="paragraph" w:styleId="NormalIndent">
     <w:name w:val="Normal Indent"/>
-    <w:basedOn w:val="a"/>
+    <w:basedOn w:val="Normal"/>
     <w:rsid w:val="00BE7F03"/>
     <w:pPr>
       <w:ind w:left="708"/>
@@ -5607,7 +6260,7 @@
       <w:lang w:eastAsia="en-US"/>
     </w:rPr>
   </w:style>
-  <w:style w:type="character" w:styleId="ab">
+  <w:style w:type="character" w:styleId="CommentReference">
     <w:name w:val="annotation reference"/>
     <w:uiPriority w:val="99"/>
     <w:semiHidden/>
@@ -5618,10 +6271,10 @@
       <w:szCs w:val="16"/>
     </w:rPr>
   </w:style>
-  <w:style w:type="paragraph" w:styleId="ac">
+  <w:style w:type="paragraph" w:styleId="CommentText">
     <w:name w:val="annotation text"/>
-    <w:basedOn w:val="a"/>
-    <w:link w:val="ad"/>
+    <w:basedOn w:val="Normal"/>
+    <w:link w:val="CommentTextChar"/>
     <w:uiPriority w:val="99"/>
     <w:unhideWhenUsed/>
     <w:rsid w:val="00144249"/>
@@ -5630,20 +6283,20 @@
       <w:szCs w:val="20"/>
     </w:rPr>
   </w:style>
-  <w:style w:type="character" w:customStyle="1" w:styleId="ad">
-    <w:name w:val="Текст примечания Знак"/>
-    <w:link w:val="ac"/>
+  <w:style w:type="character" w:customStyle="1" w:styleId="CommentTextChar">
+    <w:name w:val="Comment Text Char"/>
+    <w:link w:val="CommentText"/>
     <w:uiPriority w:val="99"/>
     <w:rsid w:val="00144249"/>
     <w:rPr>
       <w:lang w:val="ru-RU" w:eastAsia="en-US"/>
     </w:rPr>
   </w:style>
-  <w:style w:type="paragraph" w:styleId="ae">
+  <w:style w:type="paragraph" w:styleId="CommentSubject">
     <w:name w:val="annotation subject"/>
-    <w:basedOn w:val="ac"/>
-    <w:next w:val="ac"/>
-    <w:link w:val="af"/>
+    <w:basedOn w:val="CommentText"/>
+    <w:next w:val="CommentText"/>
+    <w:link w:val="CommentSubjectChar"/>
     <w:uiPriority w:val="99"/>
     <w:semiHidden/>
     <w:unhideWhenUsed/>
@@ -5653,9 +6306,9 @@
       <w:bCs/>
     </w:rPr>
   </w:style>
-  <w:style w:type="character" w:customStyle="1" w:styleId="af">
-    <w:name w:val="Тема примечания Знак"/>
-    <w:link w:val="ae"/>
+  <w:style w:type="character" w:customStyle="1" w:styleId="CommentSubjectChar">
+    <w:name w:val="Comment Subject Char"/>
+    <w:link w:val="CommentSubject"/>
     <w:uiPriority w:val="99"/>
     <w:semiHidden/>
     <w:rsid w:val="00144249"/>
@@ -5665,10 +6318,10 @@
       <w:lang w:val="ru-RU" w:eastAsia="en-US"/>
     </w:rPr>
   </w:style>
-  <w:style w:type="paragraph" w:styleId="HTML">
+  <w:style w:type="paragraph" w:styleId="HTMLPreformatted">
     <w:name w:val="HTML Preformatted"/>
-    <w:basedOn w:val="a"/>
-    <w:link w:val="HTML0"/>
+    <w:basedOn w:val="Normal"/>
+    <w:link w:val="HTMLPreformattedChar"/>
     <w:uiPriority w:val="99"/>
     <w:unhideWhenUsed/>
     <w:rsid w:val="00356E08"/>
@@ -5700,19 +6353,19 @@
       <w:lang w:val="en-US"/>
     </w:rPr>
   </w:style>
-  <w:style w:type="character" w:customStyle="1" w:styleId="HTML0">
-    <w:name w:val="Стандартный HTML Знак"/>
-    <w:basedOn w:val="a0"/>
-    <w:link w:val="HTML"/>
+  <w:style w:type="character" w:customStyle="1" w:styleId="HTMLPreformattedChar">
+    <w:name w:val="HTML Preformatted Char"/>
+    <w:basedOn w:val="DefaultParagraphFont"/>
+    <w:link w:val="HTMLPreformatted"/>
     <w:uiPriority w:val="99"/>
     <w:rsid w:val="00356E08"/>
     <w:rPr>
       <w:rFonts w:ascii="Courier New" w:eastAsia="Times New Roman" w:hAnsi="Courier New" w:cs="Courier New"/>
     </w:rPr>
   </w:style>
-  <w:style w:type="character" w:styleId="HTML1">
+  <w:style w:type="character" w:styleId="HTMLCode">
     <w:name w:val="HTML Code"/>
-    <w:basedOn w:val="a0"/>
+    <w:basedOn w:val="DefaultParagraphFont"/>
     <w:uiPriority w:val="99"/>
     <w:semiHidden/>
     <w:unhideWhenUsed/>
@@ -5725,17 +6378,17 @@
   </w:style>
   <w:style w:type="character" w:customStyle="1" w:styleId="hljs-keyword">
     <w:name w:val="hljs-keyword"/>
-    <w:basedOn w:val="a0"/>
+    <w:basedOn w:val="DefaultParagraphFont"/>
     <w:rsid w:val="00356E08"/>
   </w:style>
   <w:style w:type="character" w:customStyle="1" w:styleId="hljs-number">
     <w:name w:val="hljs-number"/>
-    <w:basedOn w:val="a0"/>
+    <w:basedOn w:val="DefaultParagraphFont"/>
     <w:rsid w:val="00356E08"/>
   </w:style>
-  <w:style w:type="paragraph" w:styleId="af0">
+  <w:style w:type="paragraph" w:styleId="ListParagraph">
     <w:name w:val="List Paragraph"/>
-    <w:basedOn w:val="a"/>
+    <w:basedOn w:val="Normal"/>
     <w:uiPriority w:val="34"/>
     <w:qFormat/>
     <w:rsid w:val="00AB56F6"/>
@@ -5744,9 +6397,9 @@
       <w:contextualSpacing/>
     </w:pPr>
   </w:style>
-  <w:style w:type="table" w:styleId="af1">
+  <w:style w:type="table" w:styleId="TableGrid">
     <w:name w:val="Table Grid"/>
-    <w:basedOn w:val="a1"/>
+    <w:basedOn w:val="TableNormal"/>
     <w:uiPriority w:val="59"/>
     <w:rsid w:val="009F0512"/>
     <w:tblPr>
